--- a/docs/Kartoteka_architecture.docx
+++ b/docs/Kartoteka_architecture.docx
@@ -21,8 +21,8 @@
           <w:b/>
           <w:bCs/>
           <w:color w:val="1A1A1A"/>
-          <w:sz w:val="23"/>
-          <w:szCs w:val="23"/>
+          <w:sz w:val="32"/>
+          <w:szCs w:val="32"/>
           <w:lang w:eastAsia="ru-RU"/>
         </w:rPr>
         <w:t>Kartoteka</w:t>
@@ -33,74 +33,6 @@
       <w:pPr>
         <w:shd w:val="clear" w:color="auto" w:fill="FFFFFF"/>
         <w:spacing w:before="100" w:beforeAutospacing="1" w:after="100" w:afterAutospacing="1" w:line="240" w:lineRule="auto"/>
-        <w:rPr>
-          <w:rFonts w:ascii="Segoe UI" w:eastAsia="Times New Roman" w:hAnsi="Segoe UI" w:cs="Segoe UI"/>
-          <w:color w:val="1A1A1A"/>
-          <w:sz w:val="23"/>
-          <w:szCs w:val="23"/>
-          <w:lang w:eastAsia="ru-RU"/>
-        </w:rPr>
-      </w:pPr>
-      <w:r>
-        <w:rPr>
-          <w:rFonts w:ascii="Segoe UI" w:eastAsia="Times New Roman" w:hAnsi="Segoe UI" w:cs="Segoe UI"/>
-          <w:color w:val="1A1A1A"/>
-          <w:sz w:val="23"/>
-          <w:szCs w:val="23"/>
-          <w:lang w:eastAsia="ru-RU"/>
-        </w:rPr>
-        <w:t>Структура проекта и архитектура</w:t>
-      </w:r>
-    </w:p>
-    <w:p>
-      <w:pPr>
-        <w:shd w:val="clear" w:color="auto" w:fill="FFFFFF"/>
-        <w:spacing w:before="100" w:beforeAutospacing="1" w:after="100" w:afterAutospacing="1" w:line="240" w:lineRule="auto"/>
-        <w:rPr>
-          <w:rFonts w:ascii="Segoe UI" w:eastAsia="Times New Roman" w:hAnsi="Segoe UI" w:cs="Segoe UI"/>
-          <w:color w:val="1A1A1A"/>
-          <w:sz w:val="23"/>
-          <w:szCs w:val="23"/>
-          <w:lang w:eastAsia="ru-RU"/>
-        </w:rPr>
-      </w:pPr>
-      <w:r>
-        <w:rPr>
-          <w:rFonts w:ascii="Segoe UI" w:eastAsia="Times New Roman" w:hAnsi="Segoe UI" w:cs="Segoe UI"/>
-          <w:color w:val="1A1A1A"/>
-          <w:sz w:val="23"/>
-          <w:szCs w:val="23"/>
-          <w:lang w:eastAsia="ru-RU"/>
-        </w:rPr>
-        <w:t xml:space="preserve">ERP-картотека промышленной автоматизации · </w:t>
-      </w:r>
-      <w:proofErr w:type="spellStart"/>
-      <w:r>
-        <w:rPr>
-          <w:rFonts w:ascii="Segoe UI" w:eastAsia="Times New Roman" w:hAnsi="Segoe UI" w:cs="Segoe UI"/>
-          <w:color w:val="1A1A1A"/>
-          <w:sz w:val="23"/>
-          <w:szCs w:val="23"/>
-          <w:lang w:eastAsia="ru-RU"/>
-        </w:rPr>
-        <w:t>Django</w:t>
-      </w:r>
-      <w:proofErr w:type="spellEnd"/>
-      <w:r>
-        <w:rPr>
-          <w:rFonts w:ascii="Segoe UI" w:eastAsia="Times New Roman" w:hAnsi="Segoe UI" w:cs="Segoe UI"/>
-          <w:color w:val="1A1A1A"/>
-          <w:sz w:val="23"/>
-          <w:szCs w:val="23"/>
-          <w:lang w:eastAsia="ru-RU"/>
-        </w:rPr>
-        <w:t xml:space="preserve"> + DRF</w:t>
-      </w:r>
-    </w:p>
-    <w:p>
-      <w:pPr>
-        <w:shd w:val="clear" w:color="auto" w:fill="FFFFFF"/>
-        <w:spacing w:before="100" w:beforeAutospacing="1" w:after="100" w:afterAutospacing="1" w:line="240" w:lineRule="auto"/>
         <w:outlineLvl w:val="0"/>
         <w:rPr>
           <w:rFonts w:ascii="Segoe UI" w:eastAsia="Times New Roman" w:hAnsi="Segoe UI" w:cs="Segoe UI"/>
@@ -192,7 +124,7 @@
     </w:p>
     <w:tbl>
       <w:tblPr>
-        <w:tblW w:w="12240" w:type="dxa"/>
+        <w:tblW w:w="5000" w:type="pct"/>
         <w:shd w:val="clear" w:color="auto" w:fill="FFFFFF"/>
         <w:tblCellMar>
           <w:top w:w="15" w:type="dxa"/>
@@ -203,13 +135,13 @@
         <w:tblLook w:val="04A0" w:firstRow="1" w:lastRow="0" w:firstColumn="1" w:lastColumn="0" w:noHBand="0" w:noVBand="1"/>
       </w:tblPr>
       <w:tblGrid>
-        <w:gridCol w:w="3592"/>
-        <w:gridCol w:w="8648"/>
+        <w:gridCol w:w="2740"/>
+        <w:gridCol w:w="6599"/>
       </w:tblGrid>
       <w:tr>
         <w:tc>
           <w:tcPr>
-            <w:tcW w:w="0" w:type="auto"/>
+            <w:tcW w:w="1467" w:type="pct"/>
             <w:tcBorders>
               <w:top w:val="single" w:sz="6" w:space="0" w:color="D0D0D0"/>
               <w:left w:val="single" w:sz="6" w:space="0" w:color="D0D0D0"/>
@@ -253,7 +185,7 @@
         </w:tc>
         <w:tc>
           <w:tcPr>
-            <w:tcW w:w="0" w:type="auto"/>
+            <w:tcW w:w="3533" w:type="pct"/>
             <w:tcBorders>
               <w:top w:val="single" w:sz="6" w:space="0" w:color="D0D0D0"/>
               <w:left w:val="single" w:sz="6" w:space="0" w:color="D0D0D0"/>
@@ -299,7 +231,7 @@
       <w:tr>
         <w:tc>
           <w:tcPr>
-            <w:tcW w:w="0" w:type="auto"/>
+            <w:tcW w:w="1467" w:type="pct"/>
             <w:tcBorders>
               <w:top w:val="single" w:sz="6" w:space="0" w:color="D0D0D0"/>
               <w:left w:val="single" w:sz="6" w:space="0" w:color="D0D0D0"/>
@@ -341,7 +273,7 @@
         </w:tc>
         <w:tc>
           <w:tcPr>
-            <w:tcW w:w="0" w:type="auto"/>
+            <w:tcW w:w="3533" w:type="pct"/>
             <w:tcBorders>
               <w:top w:val="single" w:sz="6" w:space="0" w:color="D0D0D0"/>
               <w:left w:val="single" w:sz="6" w:space="0" w:color="D0D0D0"/>
@@ -397,7 +329,7 @@
       <w:tr>
         <w:tc>
           <w:tcPr>
-            <w:tcW w:w="0" w:type="auto"/>
+            <w:tcW w:w="1467" w:type="pct"/>
             <w:tcBorders>
               <w:top w:val="single" w:sz="6" w:space="0" w:color="D0D0D0"/>
               <w:left w:val="single" w:sz="6" w:space="0" w:color="D0D0D0"/>
@@ -439,7 +371,7 @@
         </w:tc>
         <w:tc>
           <w:tcPr>
-            <w:tcW w:w="0" w:type="auto"/>
+            <w:tcW w:w="3533" w:type="pct"/>
             <w:tcBorders>
               <w:top w:val="single" w:sz="6" w:space="0" w:color="D0D0D0"/>
               <w:left w:val="single" w:sz="6" w:space="0" w:color="D0D0D0"/>
@@ -495,7 +427,7 @@
       <w:tr>
         <w:tc>
           <w:tcPr>
-            <w:tcW w:w="0" w:type="auto"/>
+            <w:tcW w:w="1467" w:type="pct"/>
             <w:tcBorders>
               <w:top w:val="single" w:sz="6" w:space="0" w:color="D0D0D0"/>
               <w:left w:val="single" w:sz="6" w:space="0" w:color="D0D0D0"/>
@@ -537,7 +469,7 @@
         </w:tc>
         <w:tc>
           <w:tcPr>
-            <w:tcW w:w="0" w:type="auto"/>
+            <w:tcW w:w="3533" w:type="pct"/>
             <w:tcBorders>
               <w:top w:val="single" w:sz="6" w:space="0" w:color="D0D0D0"/>
               <w:left w:val="single" w:sz="6" w:space="0" w:color="D0D0D0"/>
@@ -605,7 +537,7 @@
       <w:tr>
         <w:tc>
           <w:tcPr>
-            <w:tcW w:w="0" w:type="auto"/>
+            <w:tcW w:w="1467" w:type="pct"/>
             <w:tcBorders>
               <w:top w:val="single" w:sz="6" w:space="0" w:color="D0D0D0"/>
               <w:left w:val="single" w:sz="6" w:space="0" w:color="D0D0D0"/>
@@ -647,7 +579,7 @@
         </w:tc>
         <w:tc>
           <w:tcPr>
-            <w:tcW w:w="0" w:type="auto"/>
+            <w:tcW w:w="3533" w:type="pct"/>
             <w:tcBorders>
               <w:top w:val="single" w:sz="6" w:space="0" w:color="D0D0D0"/>
               <w:left w:val="single" w:sz="6" w:space="0" w:color="D0D0D0"/>
@@ -713,7 +645,7 @@
       <w:tr>
         <w:tc>
           <w:tcPr>
-            <w:tcW w:w="0" w:type="auto"/>
+            <w:tcW w:w="1467" w:type="pct"/>
             <w:tcBorders>
               <w:top w:val="single" w:sz="6" w:space="0" w:color="D0D0D0"/>
               <w:left w:val="single" w:sz="6" w:space="0" w:color="D0D0D0"/>
@@ -755,7 +687,7 @@
         </w:tc>
         <w:tc>
           <w:tcPr>
-            <w:tcW w:w="0" w:type="auto"/>
+            <w:tcW w:w="3533" w:type="pct"/>
             <w:tcBorders>
               <w:top w:val="single" w:sz="6" w:space="0" w:color="D0D0D0"/>
               <w:left w:val="single" w:sz="6" w:space="0" w:color="D0D0D0"/>
@@ -833,7 +765,7 @@
       <w:tr>
         <w:tc>
           <w:tcPr>
-            <w:tcW w:w="0" w:type="auto"/>
+            <w:tcW w:w="1467" w:type="pct"/>
             <w:tcBorders>
               <w:top w:val="single" w:sz="6" w:space="0" w:color="D0D0D0"/>
               <w:left w:val="single" w:sz="6" w:space="0" w:color="D0D0D0"/>
@@ -875,7 +807,7 @@
         </w:tc>
         <w:tc>
           <w:tcPr>
-            <w:tcW w:w="0" w:type="auto"/>
+            <w:tcW w:w="3533" w:type="pct"/>
             <w:tcBorders>
               <w:top w:val="single" w:sz="6" w:space="0" w:color="D0D0D0"/>
               <w:left w:val="single" w:sz="6" w:space="0" w:color="D0D0D0"/>
@@ -941,7 +873,7 @@
       <w:tr>
         <w:tc>
           <w:tcPr>
-            <w:tcW w:w="0" w:type="auto"/>
+            <w:tcW w:w="1467" w:type="pct"/>
             <w:tcBorders>
               <w:top w:val="single" w:sz="6" w:space="0" w:color="D0D0D0"/>
               <w:left w:val="single" w:sz="6" w:space="0" w:color="D0D0D0"/>
@@ -983,7 +915,7 @@
         </w:tc>
         <w:tc>
           <w:tcPr>
-            <w:tcW w:w="0" w:type="auto"/>
+            <w:tcW w:w="3533" w:type="pct"/>
             <w:tcBorders>
               <w:top w:val="single" w:sz="6" w:space="0" w:color="D0D0D0"/>
               <w:left w:val="single" w:sz="6" w:space="0" w:color="D0D0D0"/>
@@ -1087,7 +1019,17 @@
           <w:szCs w:val="23"/>
           <w:lang w:eastAsia="ru-RU"/>
         </w:rPr>
-        <w:t xml:space="preserve">Проект построен по слоистой (луковичной) архитектуре. Каждый доменный модуль разделён на слои с однонаправленными зависимостями. Ключевой принцип: HTML-представления и API-представления вызывают ОДНИ И ТЕ ЖЕ </w:t>
+        <w:t xml:space="preserve">Проект построен по слоистой (луковичной) архитектуре. Каждый доменный модуль разделён на слои с однонаправленными зависимостями. Ключевой принцип: HTML-представления и API-представления вызывают </w:t>
+      </w:r>
+      <w:r>
+        <w:rPr>
+          <w:rFonts w:ascii="Segoe UI" w:eastAsia="Times New Roman" w:hAnsi="Segoe UI" w:cs="Segoe UI"/>
+          <w:color w:val="1A1A1A"/>
+          <w:sz w:val="23"/>
+          <w:szCs w:val="23"/>
+          <w:lang w:eastAsia="ru-RU"/>
+        </w:rPr>
+        <w:t xml:space="preserve">одни и те же </w:t>
       </w:r>
       <w:proofErr w:type="spellStart"/>
       <w:r>
@@ -1133,6 +1075,29 @@
         </w:rPr>
         <w:t xml:space="preserve"> — бизнес-логика не дублируется между веб- и API-интерфейсами.</w:t>
       </w:r>
+    </w:p>
+    <w:p>
+      <w:pPr>
+        <w:rPr>
+          <w:rFonts w:ascii="Segoe UI" w:eastAsia="Times New Roman" w:hAnsi="Segoe UI" w:cs="Segoe UI"/>
+          <w:color w:val="1A1A1A"/>
+          <w:sz w:val="23"/>
+          <w:szCs w:val="23"/>
+          <w:lang w:eastAsia="ru-RU"/>
+        </w:rPr>
+      </w:pPr>
+      <w:r>
+        <w:rPr>
+          <w:rFonts w:ascii="Segoe UI" w:eastAsia="Times New Roman" w:hAnsi="Segoe UI" w:cs="Segoe UI"/>
+          <w:color w:val="1A1A1A"/>
+          <w:sz w:val="23"/>
+          <w:szCs w:val="23"/>
+          <w:lang w:eastAsia="ru-RU"/>
+        </w:rPr>
+        <w:br w:type="page"/>
+      </w:r>
+      <w:bookmarkStart w:id="0" w:name="_GoBack"/>
+      <w:bookmarkEnd w:id="0"/>
     </w:p>
     <w:p>
       <w:pPr>
@@ -1159,6 +1124,7 @@
           <w:szCs w:val="28"/>
           <w:lang w:eastAsia="ru-RU"/>
         </w:rPr>
+        <w:lastRenderedPageBreak/>
         <w:t>2.1. Слои и поток вызова</w:t>
       </w:r>
     </w:p>
@@ -1171,393 +1137,66 @@
           <w:color w:val="1A1A1A"/>
           <w:sz w:val="23"/>
           <w:szCs w:val="23"/>
-          <w:lang w:eastAsia="ru-RU"/>
+          <w:lang w:val="en-US" w:eastAsia="ru-RU"/>
         </w:rPr>
       </w:pPr>
       <w:r>
         <w:rPr>
-          <w:rFonts w:ascii="Segoe UI" w:eastAsia="Times New Roman" w:hAnsi="Segoe UI" w:cs="Segoe UI"/>
-          <w:color w:val="1A1A1A"/>
-          <w:sz w:val="23"/>
-          <w:szCs w:val="23"/>
-          <w:lang w:eastAsia="ru-RU"/>
-        </w:rPr>
-        <w:t xml:space="preserve">HTML </w:t>
-      </w:r>
-      <w:proofErr w:type="spellStart"/>
-      <w:r>
-        <w:rPr>
-          <w:rFonts w:ascii="Segoe UI" w:eastAsia="Times New Roman" w:hAnsi="Segoe UI" w:cs="Segoe UI"/>
-          <w:color w:val="1A1A1A"/>
-          <w:sz w:val="23"/>
-          <w:szCs w:val="23"/>
-          <w:lang w:eastAsia="ru-RU"/>
-        </w:rPr>
-        <w:t>view</w:t>
-      </w:r>
-      <w:proofErr w:type="spellEnd"/>
-      <w:r>
-        <w:rPr>
-          <w:rFonts w:ascii="Segoe UI" w:eastAsia="Times New Roman" w:hAnsi="Segoe UI" w:cs="Segoe UI"/>
-          <w:color w:val="1A1A1A"/>
-          <w:sz w:val="23"/>
-          <w:szCs w:val="23"/>
-          <w:lang w:eastAsia="ru-RU"/>
-        </w:rPr>
-        <w:t xml:space="preserve"> </w:t>
-      </w:r>
-      <w:r>
-        <w:rPr>
           <w:rFonts w:ascii="Arial" w:eastAsia="Times New Roman" w:hAnsi="Arial" w:cs="Arial"/>
-          <w:color w:val="1A1A1A"/>
-          <w:sz w:val="23"/>
-          <w:szCs w:val="23"/>
-          <w:lang w:eastAsia="ru-RU"/>
-        </w:rPr>
-        <w:t>─┐</w:t>
-      </w:r>
-      <w:r>
-        <w:rPr>
-          <w:rFonts w:ascii="Segoe UI" w:eastAsia="Times New Roman" w:hAnsi="Segoe UI" w:cs="Segoe UI"/>
-          <w:color w:val="1A1A1A"/>
-          <w:sz w:val="23"/>
-          <w:szCs w:val="23"/>
-          <w:lang w:eastAsia="ru-RU"/>
-        </w:rPr>
-        <w:br/>
-      </w:r>
-      <w:r>
-        <w:rPr>
-          <w:rFonts w:ascii="Arial" w:eastAsia="Times New Roman" w:hAnsi="Arial" w:cs="Arial"/>
-          <w:color w:val="1A1A1A"/>
-          <w:sz w:val="23"/>
-          <w:szCs w:val="23"/>
-          <w:lang w:eastAsia="ru-RU"/>
-        </w:rPr>
-        <w:t>├─</w:t>
-      </w:r>
-      <w:r>
-        <w:rPr>
-          <w:rFonts w:ascii="Segoe UI Emoji" w:eastAsia="Times New Roman" w:hAnsi="Segoe UI Emoji" w:cs="Segoe UI Emoji"/>
-          <w:color w:val="1A1A1A"/>
-          <w:sz w:val="24"/>
-          <w:szCs w:val="24"/>
-          <w:lang w:eastAsia="ru-RU"/>
-        </w:rPr>
-        <w:t>&gt;</w:t>
-      </w:r>
-      <w:r>
-        <w:rPr>
-          <w:rFonts w:ascii="Segoe UI" w:eastAsia="Times New Roman" w:hAnsi="Segoe UI" w:cs="Segoe UI"/>
-          <w:color w:val="1A1A1A"/>
-          <w:sz w:val="23"/>
-          <w:szCs w:val="23"/>
-          <w:lang w:eastAsia="ru-RU"/>
-        </w:rPr>
-        <w:t xml:space="preserve"> </w:t>
-      </w:r>
-      <w:proofErr w:type="spellStart"/>
-      <w:r>
-        <w:rPr>
-          <w:rFonts w:ascii="Segoe UI" w:eastAsia="Times New Roman" w:hAnsi="Segoe UI" w:cs="Segoe UI"/>
-          <w:color w:val="1A1A1A"/>
-          <w:sz w:val="23"/>
-          <w:szCs w:val="23"/>
-          <w:lang w:eastAsia="ru-RU"/>
-        </w:rPr>
-        <w:t>use</w:t>
-      </w:r>
-      <w:proofErr w:type="spellEnd"/>
-      <w:r>
-        <w:rPr>
-          <w:rFonts w:ascii="Segoe UI" w:eastAsia="Times New Roman" w:hAnsi="Segoe UI" w:cs="Segoe UI"/>
-          <w:color w:val="1A1A1A"/>
-          <w:sz w:val="23"/>
-          <w:szCs w:val="23"/>
-          <w:lang w:eastAsia="ru-RU"/>
-        </w:rPr>
-        <w:t xml:space="preserve"> </w:t>
-      </w:r>
-      <w:proofErr w:type="spellStart"/>
-      <w:r>
-        <w:rPr>
-          <w:rFonts w:ascii="Segoe UI" w:eastAsia="Times New Roman" w:hAnsi="Segoe UI" w:cs="Segoe UI"/>
-          <w:color w:val="1A1A1A"/>
-          <w:sz w:val="23"/>
-          <w:szCs w:val="23"/>
-          <w:lang w:eastAsia="ru-RU"/>
-        </w:rPr>
-        <w:t>case</w:t>
-      </w:r>
-      <w:proofErr w:type="spellEnd"/>
-      <w:r>
-        <w:rPr>
-          <w:rFonts w:ascii="Segoe UI" w:eastAsia="Times New Roman" w:hAnsi="Segoe UI" w:cs="Segoe UI"/>
-          <w:color w:val="1A1A1A"/>
-          <w:sz w:val="23"/>
-          <w:szCs w:val="23"/>
-          <w:lang w:eastAsia="ru-RU"/>
-        </w:rPr>
-        <w:t xml:space="preserve"> </w:t>
-      </w:r>
-      <w:r>
-        <w:rPr>
-          <w:rFonts w:ascii="Arial" w:eastAsia="Times New Roman" w:hAnsi="Arial" w:cs="Arial"/>
-          <w:color w:val="1A1A1A"/>
-          <w:sz w:val="23"/>
-          <w:szCs w:val="23"/>
-          <w:lang w:eastAsia="ru-RU"/>
-        </w:rPr>
-        <w:t>─</w:t>
-      </w:r>
-      <w:r>
-        <w:rPr>
-          <w:rFonts w:ascii="Segoe UI Emoji" w:eastAsia="Times New Roman" w:hAnsi="Segoe UI Emoji" w:cs="Segoe UI Emoji"/>
-          <w:color w:val="1A1A1A"/>
-          <w:sz w:val="24"/>
-          <w:szCs w:val="24"/>
-          <w:lang w:eastAsia="ru-RU"/>
-        </w:rPr>
-        <w:t>&gt;</w:t>
-      </w:r>
-      <w:r>
-        <w:rPr>
-          <w:rFonts w:ascii="Segoe UI" w:eastAsia="Times New Roman" w:hAnsi="Segoe UI" w:cs="Segoe UI"/>
-          <w:color w:val="1A1A1A"/>
-          <w:sz w:val="23"/>
-          <w:szCs w:val="23"/>
-          <w:lang w:eastAsia="ru-RU"/>
-        </w:rPr>
-        <w:t xml:space="preserve"> </w:t>
-      </w:r>
-      <w:proofErr w:type="spellStart"/>
-      <w:r>
-        <w:rPr>
-          <w:rFonts w:ascii="Segoe UI" w:eastAsia="Times New Roman" w:hAnsi="Segoe UI" w:cs="Segoe UI"/>
-          <w:color w:val="1A1A1A"/>
-          <w:sz w:val="23"/>
-          <w:szCs w:val="23"/>
-          <w:lang w:eastAsia="ru-RU"/>
-        </w:rPr>
-        <w:t>repository</w:t>
-      </w:r>
-      <w:proofErr w:type="spellEnd"/>
-      <w:r>
-        <w:rPr>
-          <w:rFonts w:ascii="Segoe UI" w:eastAsia="Times New Roman" w:hAnsi="Segoe UI" w:cs="Segoe UI"/>
-          <w:color w:val="1A1A1A"/>
-          <w:sz w:val="23"/>
-          <w:szCs w:val="23"/>
-          <w:lang w:eastAsia="ru-RU"/>
-        </w:rPr>
-        <w:t xml:space="preserve"> </w:t>
-      </w:r>
-      <w:r>
-        <w:rPr>
-          <w:rFonts w:ascii="Arial" w:eastAsia="Times New Roman" w:hAnsi="Arial" w:cs="Arial"/>
-          <w:color w:val="1A1A1A"/>
-          <w:sz w:val="23"/>
-          <w:szCs w:val="23"/>
-          <w:lang w:eastAsia="ru-RU"/>
-        </w:rPr>
-        <w:t>─</w:t>
-      </w:r>
-      <w:r>
-        <w:rPr>
-          <w:rFonts w:ascii="Segoe UI Emoji" w:eastAsia="Times New Roman" w:hAnsi="Segoe UI Emoji" w:cs="Segoe UI Emoji"/>
-          <w:color w:val="1A1A1A"/>
-          <w:sz w:val="24"/>
-          <w:szCs w:val="24"/>
-          <w:lang w:eastAsia="ru-RU"/>
-        </w:rPr>
-        <w:t>&gt;</w:t>
-      </w:r>
-      <w:r>
-        <w:rPr>
-          <w:rFonts w:ascii="Segoe UI" w:eastAsia="Times New Roman" w:hAnsi="Segoe UI" w:cs="Segoe UI"/>
-          <w:color w:val="1A1A1A"/>
-          <w:sz w:val="23"/>
-          <w:szCs w:val="23"/>
-          <w:lang w:eastAsia="ru-RU"/>
-        </w:rPr>
-        <w:t xml:space="preserve"> </w:t>
-      </w:r>
-      <w:proofErr w:type="spellStart"/>
-      <w:r>
-        <w:rPr>
-          <w:rFonts w:ascii="Segoe UI" w:eastAsia="Times New Roman" w:hAnsi="Segoe UI" w:cs="Segoe UI"/>
-          <w:color w:val="1A1A1A"/>
-          <w:sz w:val="23"/>
-          <w:szCs w:val="23"/>
-          <w:lang w:eastAsia="ru-RU"/>
-        </w:rPr>
-        <w:t>model</w:t>
-      </w:r>
-      <w:proofErr w:type="spellEnd"/>
-      <w:r>
-        <w:rPr>
-          <w:rFonts w:ascii="Segoe UI" w:eastAsia="Times New Roman" w:hAnsi="Segoe UI" w:cs="Segoe UI"/>
-          <w:color w:val="1A1A1A"/>
-          <w:sz w:val="23"/>
-          <w:szCs w:val="23"/>
-          <w:lang w:eastAsia="ru-RU"/>
-        </w:rPr>
-        <w:t xml:space="preserve"> </w:t>
-      </w:r>
-      <w:r>
-        <w:rPr>
-          <w:rFonts w:ascii="Arial" w:eastAsia="Times New Roman" w:hAnsi="Arial" w:cs="Arial"/>
-          <w:color w:val="1A1A1A"/>
-          <w:sz w:val="23"/>
-          <w:szCs w:val="23"/>
-          <w:lang w:eastAsia="ru-RU"/>
-        </w:rPr>
-        <w:t>─</w:t>
-      </w:r>
-      <w:r>
-        <w:rPr>
-          <w:rFonts w:ascii="Segoe UI Emoji" w:eastAsia="Times New Roman" w:hAnsi="Segoe UI Emoji" w:cs="Segoe UI Emoji"/>
-          <w:color w:val="1A1A1A"/>
-          <w:sz w:val="24"/>
-          <w:szCs w:val="24"/>
-          <w:lang w:eastAsia="ru-RU"/>
-        </w:rPr>
-        <w:t>&gt;</w:t>
-      </w:r>
-      <w:r>
-        <w:rPr>
-          <w:rFonts w:ascii="Segoe UI" w:eastAsia="Times New Roman" w:hAnsi="Segoe UI" w:cs="Segoe UI"/>
-          <w:color w:val="1A1A1A"/>
-          <w:sz w:val="23"/>
-          <w:szCs w:val="23"/>
-          <w:lang w:eastAsia="ru-RU"/>
-        </w:rPr>
-        <w:t xml:space="preserve"> БД</w:t>
-      </w:r>
-      <w:r>
-        <w:rPr>
-          <w:rFonts w:ascii="Segoe UI" w:eastAsia="Times New Roman" w:hAnsi="Segoe UI" w:cs="Segoe UI"/>
-          <w:color w:val="1A1A1A"/>
-          <w:sz w:val="23"/>
-          <w:szCs w:val="23"/>
-          <w:lang w:eastAsia="ru-RU"/>
-        </w:rPr>
-        <w:br/>
-        <w:t xml:space="preserve">API </w:t>
-      </w:r>
-      <w:proofErr w:type="spellStart"/>
-      <w:r>
-        <w:rPr>
-          <w:rFonts w:ascii="Segoe UI" w:eastAsia="Times New Roman" w:hAnsi="Segoe UI" w:cs="Segoe UI"/>
-          <w:color w:val="1A1A1A"/>
-          <w:sz w:val="23"/>
-          <w:szCs w:val="23"/>
-          <w:lang w:eastAsia="ru-RU"/>
-        </w:rPr>
-        <w:t>view</w:t>
-      </w:r>
-      <w:proofErr w:type="spellEnd"/>
-      <w:r>
-        <w:rPr>
-          <w:rFonts w:ascii="Segoe UI" w:eastAsia="Times New Roman" w:hAnsi="Segoe UI" w:cs="Segoe UI"/>
-          <w:color w:val="1A1A1A"/>
-          <w:sz w:val="23"/>
-          <w:szCs w:val="23"/>
-          <w:lang w:eastAsia="ru-RU"/>
-        </w:rPr>
-        <w:t xml:space="preserve"> </w:t>
-      </w:r>
-      <w:r>
-        <w:rPr>
-          <w:rFonts w:ascii="Arial" w:eastAsia="Times New Roman" w:hAnsi="Arial" w:cs="Arial"/>
-          <w:color w:val="1A1A1A"/>
-          <w:sz w:val="23"/>
-          <w:szCs w:val="23"/>
-          <w:lang w:eastAsia="ru-RU"/>
-        </w:rPr>
-        <w:t>─┘</w:t>
-      </w:r>
-      <w:r>
-        <w:rPr>
-          <w:rFonts w:ascii="Segoe UI" w:eastAsia="Times New Roman" w:hAnsi="Segoe UI" w:cs="Segoe UI"/>
-          <w:color w:val="1A1A1A"/>
-          <w:sz w:val="23"/>
-          <w:szCs w:val="23"/>
-          <w:lang w:eastAsia="ru-RU"/>
-        </w:rPr>
-        <w:br/>
-      </w:r>
-      <w:r>
-        <w:rPr>
-          <w:rFonts w:ascii="Arial" w:eastAsia="Times New Roman" w:hAnsi="Arial" w:cs="Arial"/>
-          <w:color w:val="1A1A1A"/>
-          <w:sz w:val="23"/>
-          <w:szCs w:val="23"/>
-          <w:lang w:eastAsia="ru-RU"/>
-        </w:rPr>
-        <w:t>│</w:t>
-      </w:r>
-      <w:r>
-        <w:rPr>
-          <w:rFonts w:ascii="Segoe UI" w:eastAsia="Times New Roman" w:hAnsi="Segoe UI" w:cs="Segoe UI"/>
-          <w:color w:val="1A1A1A"/>
-          <w:sz w:val="23"/>
-          <w:szCs w:val="23"/>
-          <w:lang w:eastAsia="ru-RU"/>
-        </w:rPr>
-        <w:br/>
-      </w:r>
-      <w:r>
-        <w:rPr>
-          <w:rFonts w:ascii="Arial" w:eastAsia="Times New Roman" w:hAnsi="Arial" w:cs="Arial"/>
-          <w:color w:val="1A1A1A"/>
-          <w:sz w:val="23"/>
-          <w:szCs w:val="23"/>
-          <w:lang w:eastAsia="ru-RU"/>
-        </w:rPr>
-        <w:t>└─</w:t>
-      </w:r>
-      <w:r>
-        <w:rPr>
-          <w:rFonts w:ascii="Segoe UI Emoji" w:eastAsia="Times New Roman" w:hAnsi="Segoe UI Emoji" w:cs="Segoe UI Emoji"/>
-          <w:color w:val="1A1A1A"/>
-          <w:sz w:val="24"/>
-          <w:szCs w:val="24"/>
-          <w:lang w:eastAsia="ru-RU"/>
-        </w:rPr>
-        <w:t>&gt;</w:t>
-      </w:r>
-      <w:r>
-        <w:rPr>
-          <w:rFonts w:ascii="Segoe UI" w:eastAsia="Times New Roman" w:hAnsi="Segoe UI" w:cs="Segoe UI"/>
-          <w:color w:val="1A1A1A"/>
-          <w:sz w:val="23"/>
-          <w:szCs w:val="23"/>
-          <w:lang w:eastAsia="ru-RU"/>
-        </w:rPr>
-        <w:t xml:space="preserve"> </w:t>
-      </w:r>
-      <w:proofErr w:type="spellStart"/>
-      <w:r>
-        <w:rPr>
-          <w:rFonts w:ascii="Segoe UI" w:eastAsia="Times New Roman" w:hAnsi="Segoe UI" w:cs="Segoe UI"/>
-          <w:color w:val="1A1A1A"/>
-          <w:sz w:val="23"/>
-          <w:szCs w:val="23"/>
-          <w:lang w:eastAsia="ru-RU"/>
-        </w:rPr>
-        <w:t>validator</w:t>
-      </w:r>
-      <w:proofErr w:type="spellEnd"/>
-      <w:r>
-        <w:rPr>
-          <w:rFonts w:ascii="Segoe UI" w:eastAsia="Times New Roman" w:hAnsi="Segoe UI" w:cs="Segoe UI"/>
-          <w:color w:val="1A1A1A"/>
-          <w:sz w:val="23"/>
-          <w:szCs w:val="23"/>
-          <w:lang w:eastAsia="ru-RU"/>
-        </w:rPr>
-        <w:t xml:space="preserve"> (доменные проверки)</w:t>
+          <w:noProof/>
+          <w:color w:val="1A1A1A"/>
+          <w:sz w:val="23"/>
+          <w:szCs w:val="23"/>
+          <w:lang w:eastAsia="ru-RU"/>
+        </w:rPr>
+        <w:drawing>
+          <wp:inline distT="0" distB="0" distL="0" distR="0" wp14:anchorId="7E18229B" wp14:editId="1B8BDAF4">
+            <wp:extent cx="5635870" cy="2226733"/>
+            <wp:effectExtent l="0" t="0" r="3175" b="2540"/>
+            <wp:docPr id="1" name="Рисунок 1"/>
+            <wp:cNvGraphicFramePr>
+              <a:graphicFrameLocks xmlns:a="http://schemas.openxmlformats.org/drawingml/2006/main" noChangeAspect="1"/>
+            </wp:cNvGraphicFramePr>
+            <a:graphic xmlns:a="http://schemas.openxmlformats.org/drawingml/2006/main">
+              <a:graphicData uri="http://schemas.openxmlformats.org/drawingml/2006/picture">
+                <pic:pic xmlns:pic="http://schemas.openxmlformats.org/drawingml/2006/picture">
+                  <pic:nvPicPr>
+                    <pic:cNvPr id="0" name="Picture 1"/>
+                    <pic:cNvPicPr>
+                      <a:picLocks noChangeAspect="1" noChangeArrowheads="1"/>
+                    </pic:cNvPicPr>
+                  </pic:nvPicPr>
+                  <pic:blipFill>
+                    <a:blip r:embed="rId5">
+                      <a:extLst>
+                        <a:ext uri="{28A0092B-C50C-407E-A947-70E740481C1C}">
+                          <a14:useLocalDpi xmlns:a14="http://schemas.microsoft.com/office/drawing/2010/main" val="0"/>
+                        </a:ext>
+                      </a:extLst>
+                    </a:blip>
+                    <a:srcRect/>
+                    <a:stretch>
+                      <a:fillRect/>
+                    </a:stretch>
+                  </pic:blipFill>
+                  <pic:spPr bwMode="auto">
+                    <a:xfrm>
+                      <a:off x="0" y="0"/>
+                      <a:ext cx="5733438" cy="2265282"/>
+                    </a:xfrm>
+                    <a:prstGeom prst="rect">
+                      <a:avLst/>
+                    </a:prstGeom>
+                    <a:noFill/>
+                    <a:ln>
+                      <a:noFill/>
+                    </a:ln>
+                  </pic:spPr>
+                </pic:pic>
+              </a:graphicData>
+            </a:graphic>
+          </wp:inline>
+        </w:drawing>
       </w:r>
     </w:p>
     <w:tbl>
@@ -1750,7 +1389,6 @@
                 <w:szCs w:val="23"/>
                 <w:lang w:eastAsia="ru-RU"/>
               </w:rPr>
-              <w:lastRenderedPageBreak/>
               <w:t>Представление (HTML)</w:t>
             </w:r>
           </w:p>
@@ -3267,6 +2905,7 @@
                 <w:szCs w:val="23"/>
                 <w:lang w:eastAsia="ru-RU"/>
               </w:rPr>
+              <w:lastRenderedPageBreak/>
               <w:t>middleware.py</w:t>
             </w:r>
           </w:p>
@@ -3506,6 +3145,153 @@
         <w:outlineLvl w:val="0"/>
         <w:rPr>
           <w:rFonts w:ascii="Segoe UI" w:eastAsia="Times New Roman" w:hAnsi="Segoe UI" w:cs="Segoe UI"/>
+          <w:color w:val="1A1A1A"/>
+          <w:sz w:val="23"/>
+          <w:szCs w:val="23"/>
+          <w:lang w:eastAsia="ru-RU"/>
+        </w:rPr>
+      </w:pPr>
+      <w:r>
+        <w:rPr>
+          <w:rFonts w:ascii="Segoe UI" w:eastAsia="Times New Roman" w:hAnsi="Segoe UI" w:cs="Segoe UI"/>
+          <w:noProof/>
+          <w:color w:val="1A1A1A"/>
+          <w:sz w:val="23"/>
+          <w:szCs w:val="23"/>
+          <w:lang w:eastAsia="ru-RU"/>
+        </w:rPr>
+        <w:drawing>
+          <wp:anchor distT="0" distB="0" distL="114300" distR="114300" simplePos="0" relativeHeight="251658240" behindDoc="0" locked="0" layoutInCell="1" allowOverlap="1" wp14:anchorId="1C9CB7F0" wp14:editId="30EA628C">
+            <wp:simplePos x="0" y="0"/>
+            <wp:positionH relativeFrom="column">
+              <wp:posOffset>-995892</wp:posOffset>
+            </wp:positionH>
+            <wp:positionV relativeFrom="paragraph">
+              <wp:posOffset>873548</wp:posOffset>
+            </wp:positionV>
+            <wp:extent cx="4131310" cy="2581910"/>
+            <wp:effectExtent l="0" t="0" r="2540" b="8890"/>
+            <wp:wrapTopAndBottom/>
+            <wp:docPr id="5" name="Рисунок 5"/>
+            <wp:cNvGraphicFramePr>
+              <a:graphicFrameLocks xmlns:a="http://schemas.openxmlformats.org/drawingml/2006/main" noChangeAspect="1"/>
+            </wp:cNvGraphicFramePr>
+            <a:graphic xmlns:a="http://schemas.openxmlformats.org/drawingml/2006/main">
+              <a:graphicData uri="http://schemas.openxmlformats.org/drawingml/2006/picture">
+                <pic:pic xmlns:pic="http://schemas.openxmlformats.org/drawingml/2006/picture">
+                  <pic:nvPicPr>
+                    <pic:cNvPr id="0" name="Picture 5"/>
+                    <pic:cNvPicPr>
+                      <a:picLocks noChangeAspect="1" noChangeArrowheads="1"/>
+                    </pic:cNvPicPr>
+                  </pic:nvPicPr>
+                  <pic:blipFill>
+                    <a:blip r:embed="rId6">
+                      <a:extLst>
+                        <a:ext uri="{28A0092B-C50C-407E-A947-70E740481C1C}">
+                          <a14:useLocalDpi xmlns:a14="http://schemas.microsoft.com/office/drawing/2010/main" val="0"/>
+                        </a:ext>
+                      </a:extLst>
+                    </a:blip>
+                    <a:srcRect/>
+                    <a:stretch>
+                      <a:fillRect/>
+                    </a:stretch>
+                  </pic:blipFill>
+                  <pic:spPr bwMode="auto">
+                    <a:xfrm>
+                      <a:off x="0" y="0"/>
+                      <a:ext cx="4131310" cy="2581910"/>
+                    </a:xfrm>
+                    <a:prstGeom prst="rect">
+                      <a:avLst/>
+                    </a:prstGeom>
+                    <a:noFill/>
+                    <a:ln>
+                      <a:noFill/>
+                    </a:ln>
+                  </pic:spPr>
+                </pic:pic>
+              </a:graphicData>
+            </a:graphic>
+            <wp14:sizeRelH relativeFrom="margin">
+              <wp14:pctWidth>0</wp14:pctWidth>
+            </wp14:sizeRelH>
+            <wp14:sizeRelV relativeFrom="margin">
+              <wp14:pctHeight>0</wp14:pctHeight>
+            </wp14:sizeRelV>
+          </wp:anchor>
+        </w:drawing>
+      </w:r>
+      <w:r>
+        <w:rPr>
+          <w:rFonts w:ascii="Segoe UI" w:eastAsia="Times New Roman" w:hAnsi="Segoe UI" w:cs="Segoe UI"/>
+          <w:noProof/>
+          <w:color w:val="1A1A1A"/>
+          <w:sz w:val="23"/>
+          <w:szCs w:val="23"/>
+          <w:lang w:eastAsia="ru-RU"/>
+        </w:rPr>
+        <w:drawing>
+          <wp:anchor distT="0" distB="0" distL="114300" distR="114300" simplePos="0" relativeHeight="251659264" behindDoc="0" locked="0" layoutInCell="1" allowOverlap="1" wp14:anchorId="556EA668" wp14:editId="4316E4FA">
+            <wp:simplePos x="0" y="0"/>
+            <wp:positionH relativeFrom="column">
+              <wp:posOffset>3119331</wp:posOffset>
+            </wp:positionH>
+            <wp:positionV relativeFrom="paragraph">
+              <wp:posOffset>889846</wp:posOffset>
+            </wp:positionV>
+            <wp:extent cx="3220720" cy="2684145"/>
+            <wp:effectExtent l="0" t="0" r="0" b="1905"/>
+            <wp:wrapTopAndBottom/>
+            <wp:docPr id="6" name="Рисунок 6"/>
+            <wp:cNvGraphicFramePr>
+              <a:graphicFrameLocks xmlns:a="http://schemas.openxmlformats.org/drawingml/2006/main" noChangeAspect="1"/>
+            </wp:cNvGraphicFramePr>
+            <a:graphic xmlns:a="http://schemas.openxmlformats.org/drawingml/2006/main">
+              <a:graphicData uri="http://schemas.openxmlformats.org/drawingml/2006/picture">
+                <pic:pic xmlns:pic="http://schemas.openxmlformats.org/drawingml/2006/picture">
+                  <pic:nvPicPr>
+                    <pic:cNvPr id="0" name="Picture 6"/>
+                    <pic:cNvPicPr>
+                      <a:picLocks noChangeAspect="1" noChangeArrowheads="1"/>
+                    </pic:cNvPicPr>
+                  </pic:nvPicPr>
+                  <pic:blipFill>
+                    <a:blip r:embed="rId7">
+                      <a:extLst>
+                        <a:ext uri="{28A0092B-C50C-407E-A947-70E740481C1C}">
+                          <a14:useLocalDpi xmlns:a14="http://schemas.microsoft.com/office/drawing/2010/main" val="0"/>
+                        </a:ext>
+                      </a:extLst>
+                    </a:blip>
+                    <a:srcRect/>
+                    <a:stretch>
+                      <a:fillRect/>
+                    </a:stretch>
+                  </pic:blipFill>
+                  <pic:spPr bwMode="auto">
+                    <a:xfrm>
+                      <a:off x="0" y="0"/>
+                      <a:ext cx="3220720" cy="2684145"/>
+                    </a:xfrm>
+                    <a:prstGeom prst="rect">
+                      <a:avLst/>
+                    </a:prstGeom>
+                    <a:noFill/>
+                    <a:ln>
+                      <a:noFill/>
+                    </a:ln>
+                  </pic:spPr>
+                </pic:pic>
+              </a:graphicData>
+            </a:graphic>
+          </wp:anchor>
+        </w:drawing>
+      </w:r>
+      <w:r>
+        <w:rPr>
+          <w:rFonts w:ascii="Segoe UI" w:eastAsia="Times New Roman" w:hAnsi="Segoe UI" w:cs="Segoe UI"/>
           <w:b/>
           <w:bCs/>
           <w:color w:val="1A1A1A"/>
@@ -3514,7 +3300,8 @@
           <w:szCs w:val="32"/>
           <w:lang w:eastAsia="ru-RU"/>
         </w:rPr>
-      </w:pPr>
+        <w:t>3. Структура каталог</w:t>
+      </w:r>
       <w:r>
         <w:rPr>
           <w:rFonts w:ascii="Segoe UI" w:eastAsia="Times New Roman" w:hAnsi="Segoe UI" w:cs="Segoe UI"/>
@@ -3526,1935 +3313,7 @@
           <w:szCs w:val="32"/>
           <w:lang w:eastAsia="ru-RU"/>
         </w:rPr>
-        <w:t>3. Структура каталогов</w:t>
-      </w:r>
-    </w:p>
-    <w:p>
-      <w:pPr>
-        <w:shd w:val="clear" w:color="auto" w:fill="FFFFFF"/>
-        <w:spacing w:before="100" w:beforeAutospacing="1" w:after="100" w:afterAutospacing="1" w:line="240" w:lineRule="auto"/>
-        <w:rPr>
-          <w:rFonts w:ascii="Segoe UI" w:eastAsia="Times New Roman" w:hAnsi="Segoe UI" w:cs="Segoe UI"/>
-          <w:color w:val="1A1A1A"/>
-          <w:sz w:val="23"/>
-          <w:szCs w:val="23"/>
-          <w:lang w:eastAsia="ru-RU"/>
-        </w:rPr>
-      </w:pPr>
-      <w:proofErr w:type="spellStart"/>
-      <w:r>
-        <w:rPr>
-          <w:rFonts w:ascii="Segoe UI" w:eastAsia="Times New Roman" w:hAnsi="Segoe UI" w:cs="Segoe UI"/>
-          <w:color w:val="1A1A1A"/>
-          <w:sz w:val="23"/>
-          <w:szCs w:val="23"/>
-          <w:lang w:eastAsia="ru-RU"/>
-        </w:rPr>
-        <w:t>Kartoteka</w:t>
-      </w:r>
-      <w:proofErr w:type="spellEnd"/>
-      <w:r>
-        <w:rPr>
-          <w:rFonts w:ascii="Segoe UI" w:eastAsia="Times New Roman" w:hAnsi="Segoe UI" w:cs="Segoe UI"/>
-          <w:color w:val="1A1A1A"/>
-          <w:sz w:val="23"/>
-          <w:szCs w:val="23"/>
-          <w:lang w:eastAsia="ru-RU"/>
-        </w:rPr>
-        <w:t>/</w:t>
-      </w:r>
-      <w:r>
-        <w:rPr>
-          <w:rFonts w:ascii="Segoe UI" w:eastAsia="Times New Roman" w:hAnsi="Segoe UI" w:cs="Segoe UI"/>
-          <w:color w:val="1A1A1A"/>
-          <w:sz w:val="23"/>
-          <w:szCs w:val="23"/>
-          <w:lang w:eastAsia="ru-RU"/>
-        </w:rPr>
-        <w:br/>
-      </w:r>
-      <w:r>
-        <w:rPr>
-          <w:rFonts w:ascii="Arial" w:eastAsia="Times New Roman" w:hAnsi="Arial" w:cs="Arial"/>
-          <w:color w:val="1A1A1A"/>
-          <w:sz w:val="23"/>
-          <w:szCs w:val="23"/>
-          <w:lang w:eastAsia="ru-RU"/>
-        </w:rPr>
-        <w:t>├──</w:t>
-      </w:r>
-      <w:r>
-        <w:rPr>
-          <w:rFonts w:ascii="Segoe UI" w:eastAsia="Times New Roman" w:hAnsi="Segoe UI" w:cs="Segoe UI"/>
-          <w:color w:val="1A1A1A"/>
-          <w:sz w:val="23"/>
-          <w:szCs w:val="23"/>
-          <w:lang w:eastAsia="ru-RU"/>
-        </w:rPr>
-        <w:t xml:space="preserve"> </w:t>
-      </w:r>
-      <w:proofErr w:type="spellStart"/>
-      <w:r>
-        <w:rPr>
-          <w:rFonts w:ascii="Segoe UI" w:eastAsia="Times New Roman" w:hAnsi="Segoe UI" w:cs="Segoe UI"/>
-          <w:color w:val="1A1A1A"/>
-          <w:sz w:val="23"/>
-          <w:szCs w:val="23"/>
-          <w:lang w:eastAsia="ru-RU"/>
-        </w:rPr>
-        <w:t>config</w:t>
-      </w:r>
-      <w:proofErr w:type="spellEnd"/>
-      <w:r>
-        <w:rPr>
-          <w:rFonts w:ascii="Segoe UI" w:eastAsia="Times New Roman" w:hAnsi="Segoe UI" w:cs="Segoe UI"/>
-          <w:color w:val="1A1A1A"/>
-          <w:sz w:val="23"/>
-          <w:szCs w:val="23"/>
-          <w:lang w:eastAsia="ru-RU"/>
-        </w:rPr>
-        <w:t xml:space="preserve">/ - настройки </w:t>
-      </w:r>
-      <w:proofErr w:type="spellStart"/>
-      <w:r>
-        <w:rPr>
-          <w:rFonts w:ascii="Segoe UI" w:eastAsia="Times New Roman" w:hAnsi="Segoe UI" w:cs="Segoe UI"/>
-          <w:color w:val="1A1A1A"/>
-          <w:sz w:val="23"/>
-          <w:szCs w:val="23"/>
-          <w:lang w:eastAsia="ru-RU"/>
-        </w:rPr>
-        <w:t>Django</w:t>
-      </w:r>
-      <w:proofErr w:type="spellEnd"/>
-      <w:r>
-        <w:rPr>
-          <w:rFonts w:ascii="Segoe UI" w:eastAsia="Times New Roman" w:hAnsi="Segoe UI" w:cs="Segoe UI"/>
-          <w:color w:val="1A1A1A"/>
-          <w:sz w:val="23"/>
-          <w:szCs w:val="23"/>
-          <w:lang w:eastAsia="ru-RU"/>
-        </w:rPr>
-        <w:t xml:space="preserve">, корневые </w:t>
-      </w:r>
-      <w:proofErr w:type="spellStart"/>
-      <w:r>
-        <w:rPr>
-          <w:rFonts w:ascii="Segoe UI" w:eastAsia="Times New Roman" w:hAnsi="Segoe UI" w:cs="Segoe UI"/>
-          <w:color w:val="1A1A1A"/>
-          <w:sz w:val="23"/>
-          <w:szCs w:val="23"/>
-          <w:lang w:eastAsia="ru-RU"/>
-        </w:rPr>
-        <w:t>urls</w:t>
-      </w:r>
-      <w:proofErr w:type="spellEnd"/>
-      <w:r>
-        <w:rPr>
-          <w:rFonts w:ascii="Segoe UI" w:eastAsia="Times New Roman" w:hAnsi="Segoe UI" w:cs="Segoe UI"/>
-          <w:color w:val="1A1A1A"/>
-          <w:sz w:val="23"/>
-          <w:szCs w:val="23"/>
-          <w:lang w:eastAsia="ru-RU"/>
-        </w:rPr>
-        <w:t xml:space="preserve">, </w:t>
-      </w:r>
-      <w:proofErr w:type="spellStart"/>
-      <w:r>
-        <w:rPr>
-          <w:rFonts w:ascii="Segoe UI" w:eastAsia="Times New Roman" w:hAnsi="Segoe UI" w:cs="Segoe UI"/>
-          <w:color w:val="1A1A1A"/>
-          <w:sz w:val="23"/>
-          <w:szCs w:val="23"/>
-          <w:lang w:eastAsia="ru-RU"/>
-        </w:rPr>
-        <w:t>wsgi</w:t>
-      </w:r>
-      <w:proofErr w:type="spellEnd"/>
-      <w:r>
-        <w:rPr>
-          <w:rFonts w:ascii="Segoe UI" w:eastAsia="Times New Roman" w:hAnsi="Segoe UI" w:cs="Segoe UI"/>
-          <w:color w:val="1A1A1A"/>
-          <w:sz w:val="23"/>
-          <w:szCs w:val="23"/>
-          <w:lang w:eastAsia="ru-RU"/>
-        </w:rPr>
-        <w:t>/</w:t>
-      </w:r>
-      <w:proofErr w:type="spellStart"/>
-      <w:r>
-        <w:rPr>
-          <w:rFonts w:ascii="Segoe UI" w:eastAsia="Times New Roman" w:hAnsi="Segoe UI" w:cs="Segoe UI"/>
-          <w:color w:val="1A1A1A"/>
-          <w:sz w:val="23"/>
-          <w:szCs w:val="23"/>
-          <w:lang w:eastAsia="ru-RU"/>
-        </w:rPr>
-        <w:t>asgi</w:t>
-      </w:r>
-      <w:proofErr w:type="spellEnd"/>
-      <w:r>
-        <w:rPr>
-          <w:rFonts w:ascii="Segoe UI" w:eastAsia="Times New Roman" w:hAnsi="Segoe UI" w:cs="Segoe UI"/>
-          <w:color w:val="1A1A1A"/>
-          <w:sz w:val="23"/>
-          <w:szCs w:val="23"/>
-          <w:lang w:eastAsia="ru-RU"/>
-        </w:rPr>
-        <w:br/>
-      </w:r>
-      <w:r>
-        <w:rPr>
-          <w:rFonts w:ascii="Arial" w:eastAsia="Times New Roman" w:hAnsi="Arial" w:cs="Arial"/>
-          <w:color w:val="1A1A1A"/>
-          <w:sz w:val="23"/>
-          <w:szCs w:val="23"/>
-          <w:lang w:eastAsia="ru-RU"/>
-        </w:rPr>
-        <w:t>├──</w:t>
-      </w:r>
-      <w:r>
-        <w:rPr>
-          <w:rFonts w:ascii="Segoe UI" w:eastAsia="Times New Roman" w:hAnsi="Segoe UI" w:cs="Segoe UI"/>
-          <w:color w:val="1A1A1A"/>
-          <w:sz w:val="23"/>
-          <w:szCs w:val="23"/>
-          <w:lang w:eastAsia="ru-RU"/>
-        </w:rPr>
-        <w:t xml:space="preserve"> </w:t>
-      </w:r>
-      <w:proofErr w:type="spellStart"/>
-      <w:r>
-        <w:rPr>
-          <w:rFonts w:ascii="Segoe UI" w:eastAsia="Times New Roman" w:hAnsi="Segoe UI" w:cs="Segoe UI"/>
-          <w:color w:val="1A1A1A"/>
-          <w:sz w:val="23"/>
-          <w:szCs w:val="23"/>
-          <w:lang w:eastAsia="ru-RU"/>
-        </w:rPr>
-        <w:t>common</w:t>
-      </w:r>
-      <w:proofErr w:type="spellEnd"/>
-      <w:r>
-        <w:rPr>
-          <w:rFonts w:ascii="Segoe UI" w:eastAsia="Times New Roman" w:hAnsi="Segoe UI" w:cs="Segoe UI"/>
-          <w:color w:val="1A1A1A"/>
-          <w:sz w:val="23"/>
-          <w:szCs w:val="23"/>
-          <w:lang w:eastAsia="ru-RU"/>
-        </w:rPr>
-        <w:t>/ - общие утилиты (исключения, сортировка, сводки)</w:t>
-      </w:r>
-      <w:r>
-        <w:rPr>
-          <w:rFonts w:ascii="Segoe UI" w:eastAsia="Times New Roman" w:hAnsi="Segoe UI" w:cs="Segoe UI"/>
-          <w:color w:val="1A1A1A"/>
-          <w:sz w:val="23"/>
-          <w:szCs w:val="23"/>
-          <w:lang w:eastAsia="ru-RU"/>
-        </w:rPr>
-        <w:br/>
-      </w:r>
-      <w:r>
-        <w:rPr>
-          <w:rFonts w:ascii="Arial" w:eastAsia="Times New Roman" w:hAnsi="Arial" w:cs="Arial"/>
-          <w:color w:val="1A1A1A"/>
-          <w:sz w:val="23"/>
-          <w:szCs w:val="23"/>
-          <w:lang w:eastAsia="ru-RU"/>
-        </w:rPr>
-        <w:t>├──</w:t>
-      </w:r>
-      <w:r>
-        <w:rPr>
-          <w:rFonts w:ascii="Segoe UI" w:eastAsia="Times New Roman" w:hAnsi="Segoe UI" w:cs="Segoe UI"/>
-          <w:color w:val="1A1A1A"/>
-          <w:sz w:val="23"/>
-          <w:szCs w:val="23"/>
-          <w:lang w:eastAsia="ru-RU"/>
-        </w:rPr>
-        <w:t xml:space="preserve"> </w:t>
-      </w:r>
-      <w:proofErr w:type="spellStart"/>
-      <w:r>
-        <w:rPr>
-          <w:rFonts w:ascii="Segoe UI" w:eastAsia="Times New Roman" w:hAnsi="Segoe UI" w:cs="Segoe UI"/>
-          <w:color w:val="1A1A1A"/>
-          <w:sz w:val="23"/>
-          <w:szCs w:val="23"/>
-          <w:lang w:eastAsia="ru-RU"/>
-        </w:rPr>
-        <w:t>apps</w:t>
-      </w:r>
-      <w:proofErr w:type="spellEnd"/>
-      <w:r>
-        <w:rPr>
-          <w:rFonts w:ascii="Segoe UI" w:eastAsia="Times New Roman" w:hAnsi="Segoe UI" w:cs="Segoe UI"/>
-          <w:color w:val="1A1A1A"/>
-          <w:sz w:val="23"/>
-          <w:szCs w:val="23"/>
-          <w:lang w:eastAsia="ru-RU"/>
-        </w:rPr>
-        <w:t>/ - доменные приложения</w:t>
-      </w:r>
-      <w:r>
-        <w:rPr>
-          <w:rFonts w:ascii="Segoe UI" w:eastAsia="Times New Roman" w:hAnsi="Segoe UI" w:cs="Segoe UI"/>
-          <w:color w:val="1A1A1A"/>
-          <w:sz w:val="23"/>
-          <w:szCs w:val="23"/>
-          <w:lang w:eastAsia="ru-RU"/>
-        </w:rPr>
-        <w:br/>
-      </w:r>
-      <w:r>
-        <w:rPr>
-          <w:rFonts w:ascii="Arial" w:eastAsia="Times New Roman" w:hAnsi="Arial" w:cs="Arial"/>
-          <w:color w:val="1A1A1A"/>
-          <w:sz w:val="23"/>
-          <w:szCs w:val="23"/>
-          <w:lang w:eastAsia="ru-RU"/>
-        </w:rPr>
-        <w:t>│</w:t>
-      </w:r>
-      <w:r>
-        <w:rPr>
-          <w:rFonts w:ascii="Segoe UI" w:eastAsia="Times New Roman" w:hAnsi="Segoe UI" w:cs="Segoe UI"/>
-          <w:color w:val="1A1A1A"/>
-          <w:sz w:val="23"/>
-          <w:szCs w:val="23"/>
-          <w:lang w:eastAsia="ru-RU"/>
-        </w:rPr>
-        <w:t xml:space="preserve"> </w:t>
-      </w:r>
-      <w:r>
-        <w:rPr>
-          <w:rFonts w:ascii="Arial" w:eastAsia="Times New Roman" w:hAnsi="Arial" w:cs="Arial"/>
-          <w:color w:val="1A1A1A"/>
-          <w:sz w:val="23"/>
-          <w:szCs w:val="23"/>
-          <w:lang w:eastAsia="ru-RU"/>
-        </w:rPr>
-        <w:t>├──</w:t>
-      </w:r>
-      <w:r>
-        <w:rPr>
-          <w:rFonts w:ascii="Segoe UI" w:eastAsia="Times New Roman" w:hAnsi="Segoe UI" w:cs="Segoe UI"/>
-          <w:color w:val="1A1A1A"/>
-          <w:sz w:val="23"/>
-          <w:szCs w:val="23"/>
-          <w:lang w:eastAsia="ru-RU"/>
-        </w:rPr>
-        <w:t xml:space="preserve"> </w:t>
-      </w:r>
-      <w:proofErr w:type="spellStart"/>
-      <w:r>
-        <w:rPr>
-          <w:rFonts w:ascii="Segoe UI" w:eastAsia="Times New Roman" w:hAnsi="Segoe UI" w:cs="Segoe UI"/>
-          <w:color w:val="1A1A1A"/>
-          <w:sz w:val="23"/>
-          <w:szCs w:val="23"/>
-          <w:lang w:eastAsia="ru-RU"/>
-        </w:rPr>
-        <w:t>core</w:t>
-      </w:r>
-      <w:proofErr w:type="spellEnd"/>
-      <w:r>
-        <w:rPr>
-          <w:rFonts w:ascii="Segoe UI" w:eastAsia="Times New Roman" w:hAnsi="Segoe UI" w:cs="Segoe UI"/>
-          <w:color w:val="1A1A1A"/>
-          <w:sz w:val="23"/>
-          <w:szCs w:val="23"/>
-          <w:lang w:eastAsia="ru-RU"/>
-        </w:rPr>
-        <w:t>/ - главная страница-</w:t>
-      </w:r>
-      <w:proofErr w:type="spellStart"/>
-      <w:r>
-        <w:rPr>
-          <w:rFonts w:ascii="Segoe UI" w:eastAsia="Times New Roman" w:hAnsi="Segoe UI" w:cs="Segoe UI"/>
-          <w:color w:val="1A1A1A"/>
-          <w:sz w:val="23"/>
-          <w:szCs w:val="23"/>
-          <w:lang w:eastAsia="ru-RU"/>
-        </w:rPr>
-        <w:t>хаб</w:t>
-      </w:r>
-      <w:proofErr w:type="spellEnd"/>
-      <w:r>
-        <w:rPr>
-          <w:rFonts w:ascii="Segoe UI" w:eastAsia="Times New Roman" w:hAnsi="Segoe UI" w:cs="Segoe UI"/>
-          <w:color w:val="1A1A1A"/>
-          <w:sz w:val="23"/>
-          <w:szCs w:val="23"/>
-          <w:lang w:eastAsia="ru-RU"/>
-        </w:rPr>
-        <w:t>, шаблонные теги сортировки</w:t>
-      </w:r>
-      <w:r>
-        <w:rPr>
-          <w:rFonts w:ascii="Segoe UI" w:eastAsia="Times New Roman" w:hAnsi="Segoe UI" w:cs="Segoe UI"/>
-          <w:color w:val="1A1A1A"/>
-          <w:sz w:val="23"/>
-          <w:szCs w:val="23"/>
-          <w:lang w:eastAsia="ru-RU"/>
-        </w:rPr>
-        <w:br/>
-      </w:r>
-      <w:r>
-        <w:rPr>
-          <w:rFonts w:ascii="Arial" w:eastAsia="Times New Roman" w:hAnsi="Arial" w:cs="Arial"/>
-          <w:color w:val="1A1A1A"/>
-          <w:sz w:val="23"/>
-          <w:szCs w:val="23"/>
-          <w:lang w:eastAsia="ru-RU"/>
-        </w:rPr>
-        <w:t>│</w:t>
-      </w:r>
-      <w:r>
-        <w:rPr>
-          <w:rFonts w:ascii="Segoe UI" w:eastAsia="Times New Roman" w:hAnsi="Segoe UI" w:cs="Segoe UI"/>
-          <w:color w:val="1A1A1A"/>
-          <w:sz w:val="23"/>
-          <w:szCs w:val="23"/>
-          <w:lang w:eastAsia="ru-RU"/>
-        </w:rPr>
-        <w:t xml:space="preserve"> </w:t>
-      </w:r>
-      <w:r>
-        <w:rPr>
-          <w:rFonts w:ascii="Arial" w:eastAsia="Times New Roman" w:hAnsi="Arial" w:cs="Arial"/>
-          <w:color w:val="1A1A1A"/>
-          <w:sz w:val="23"/>
-          <w:szCs w:val="23"/>
-          <w:lang w:eastAsia="ru-RU"/>
-        </w:rPr>
-        <w:t>├──</w:t>
-      </w:r>
-      <w:r>
-        <w:rPr>
-          <w:rFonts w:ascii="Segoe UI" w:eastAsia="Times New Roman" w:hAnsi="Segoe UI" w:cs="Segoe UI"/>
-          <w:color w:val="1A1A1A"/>
-          <w:sz w:val="23"/>
-          <w:szCs w:val="23"/>
-          <w:lang w:eastAsia="ru-RU"/>
-        </w:rPr>
-        <w:t xml:space="preserve"> </w:t>
-      </w:r>
-      <w:proofErr w:type="spellStart"/>
-      <w:r>
-        <w:rPr>
-          <w:rFonts w:ascii="Segoe UI" w:eastAsia="Times New Roman" w:hAnsi="Segoe UI" w:cs="Segoe UI"/>
-          <w:color w:val="1A1A1A"/>
-          <w:sz w:val="23"/>
-          <w:szCs w:val="23"/>
-          <w:lang w:eastAsia="ru-RU"/>
-        </w:rPr>
-        <w:t>users</w:t>
-      </w:r>
-      <w:proofErr w:type="spellEnd"/>
-      <w:r>
-        <w:rPr>
-          <w:rFonts w:ascii="Segoe UI" w:eastAsia="Times New Roman" w:hAnsi="Segoe UI" w:cs="Segoe UI"/>
-          <w:color w:val="1A1A1A"/>
-          <w:sz w:val="23"/>
-          <w:szCs w:val="23"/>
-          <w:lang w:eastAsia="ru-RU"/>
-        </w:rPr>
-        <w:t>/ - аутентификация (вход/регистрация/профиль, JWT)</w:t>
-      </w:r>
-      <w:r>
-        <w:rPr>
-          <w:rFonts w:ascii="Segoe UI" w:eastAsia="Times New Roman" w:hAnsi="Segoe UI" w:cs="Segoe UI"/>
-          <w:color w:val="1A1A1A"/>
-          <w:sz w:val="23"/>
-          <w:szCs w:val="23"/>
-          <w:lang w:eastAsia="ru-RU"/>
-        </w:rPr>
-        <w:br/>
-      </w:r>
-      <w:r>
-        <w:rPr>
-          <w:rFonts w:ascii="Arial" w:eastAsia="Times New Roman" w:hAnsi="Arial" w:cs="Arial"/>
-          <w:color w:val="1A1A1A"/>
-          <w:sz w:val="23"/>
-          <w:szCs w:val="23"/>
-          <w:lang w:eastAsia="ru-RU"/>
-        </w:rPr>
-        <w:lastRenderedPageBreak/>
-        <w:t>│</w:t>
-      </w:r>
-      <w:r>
-        <w:rPr>
-          <w:rFonts w:ascii="Segoe UI" w:eastAsia="Times New Roman" w:hAnsi="Segoe UI" w:cs="Segoe UI"/>
-          <w:color w:val="1A1A1A"/>
-          <w:sz w:val="23"/>
-          <w:szCs w:val="23"/>
-          <w:lang w:eastAsia="ru-RU"/>
-        </w:rPr>
-        <w:t xml:space="preserve"> </w:t>
-      </w:r>
-      <w:r>
-        <w:rPr>
-          <w:rFonts w:ascii="Arial" w:eastAsia="Times New Roman" w:hAnsi="Arial" w:cs="Arial"/>
-          <w:color w:val="1A1A1A"/>
-          <w:sz w:val="23"/>
-          <w:szCs w:val="23"/>
-          <w:lang w:eastAsia="ru-RU"/>
-        </w:rPr>
-        <w:t>├──</w:t>
-      </w:r>
-      <w:r>
-        <w:rPr>
-          <w:rFonts w:ascii="Segoe UI" w:eastAsia="Times New Roman" w:hAnsi="Segoe UI" w:cs="Segoe UI"/>
-          <w:color w:val="1A1A1A"/>
-          <w:sz w:val="23"/>
-          <w:szCs w:val="23"/>
-          <w:lang w:eastAsia="ru-RU"/>
-        </w:rPr>
-        <w:t xml:space="preserve"> </w:t>
-      </w:r>
-      <w:proofErr w:type="spellStart"/>
-      <w:r>
-        <w:rPr>
-          <w:rFonts w:ascii="Segoe UI" w:eastAsia="Times New Roman" w:hAnsi="Segoe UI" w:cs="Segoe UI"/>
-          <w:color w:val="1A1A1A"/>
-          <w:sz w:val="23"/>
-          <w:szCs w:val="23"/>
-          <w:lang w:eastAsia="ru-RU"/>
-        </w:rPr>
-        <w:t>owners</w:t>
-      </w:r>
-      <w:proofErr w:type="spellEnd"/>
-      <w:r>
-        <w:rPr>
-          <w:rFonts w:ascii="Segoe UI" w:eastAsia="Times New Roman" w:hAnsi="Segoe UI" w:cs="Segoe UI"/>
-          <w:color w:val="1A1A1A"/>
-          <w:sz w:val="23"/>
-          <w:szCs w:val="23"/>
-          <w:lang w:eastAsia="ru-RU"/>
-        </w:rPr>
-        <w:t>/ - юридические лица (владельцы), иерархия владения</w:t>
-      </w:r>
-      <w:r>
-        <w:rPr>
-          <w:rFonts w:ascii="Segoe UI" w:eastAsia="Times New Roman" w:hAnsi="Segoe UI" w:cs="Segoe UI"/>
-          <w:color w:val="1A1A1A"/>
-          <w:sz w:val="23"/>
-          <w:szCs w:val="23"/>
-          <w:lang w:eastAsia="ru-RU"/>
-        </w:rPr>
-        <w:br/>
-      </w:r>
-      <w:r>
-        <w:rPr>
-          <w:rFonts w:ascii="Arial" w:eastAsia="Times New Roman" w:hAnsi="Arial" w:cs="Arial"/>
-          <w:color w:val="1A1A1A"/>
-          <w:sz w:val="23"/>
-          <w:szCs w:val="23"/>
-          <w:lang w:eastAsia="ru-RU"/>
-        </w:rPr>
-        <w:t>│</w:t>
-      </w:r>
-      <w:r>
-        <w:rPr>
-          <w:rFonts w:ascii="Segoe UI" w:eastAsia="Times New Roman" w:hAnsi="Segoe UI" w:cs="Segoe UI"/>
-          <w:color w:val="1A1A1A"/>
-          <w:sz w:val="23"/>
-          <w:szCs w:val="23"/>
-          <w:lang w:eastAsia="ru-RU"/>
-        </w:rPr>
-        <w:t xml:space="preserve"> </w:t>
-      </w:r>
-      <w:r>
-        <w:rPr>
-          <w:rFonts w:ascii="Arial" w:eastAsia="Times New Roman" w:hAnsi="Arial" w:cs="Arial"/>
-          <w:color w:val="1A1A1A"/>
-          <w:sz w:val="23"/>
-          <w:szCs w:val="23"/>
-          <w:lang w:eastAsia="ru-RU"/>
-        </w:rPr>
-        <w:t>├──</w:t>
-      </w:r>
-      <w:r>
-        <w:rPr>
-          <w:rFonts w:ascii="Segoe UI" w:eastAsia="Times New Roman" w:hAnsi="Segoe UI" w:cs="Segoe UI"/>
-          <w:color w:val="1A1A1A"/>
-          <w:sz w:val="23"/>
-          <w:szCs w:val="23"/>
-          <w:lang w:eastAsia="ru-RU"/>
-        </w:rPr>
-        <w:t xml:space="preserve"> </w:t>
-      </w:r>
-      <w:proofErr w:type="spellStart"/>
-      <w:r>
-        <w:rPr>
-          <w:rFonts w:ascii="Segoe UI" w:eastAsia="Times New Roman" w:hAnsi="Segoe UI" w:cs="Segoe UI"/>
-          <w:color w:val="1A1A1A"/>
-          <w:sz w:val="23"/>
-          <w:szCs w:val="23"/>
-          <w:lang w:eastAsia="ru-RU"/>
-        </w:rPr>
-        <w:t>categories</w:t>
-      </w:r>
-      <w:proofErr w:type="spellEnd"/>
-      <w:r>
-        <w:rPr>
-          <w:rFonts w:ascii="Segoe UI" w:eastAsia="Times New Roman" w:hAnsi="Segoe UI" w:cs="Segoe UI"/>
-          <w:color w:val="1A1A1A"/>
-          <w:sz w:val="23"/>
-          <w:szCs w:val="23"/>
-          <w:lang w:eastAsia="ru-RU"/>
-        </w:rPr>
-        <w:t>/ - справочник категорий объектов</w:t>
-      </w:r>
-      <w:r>
-        <w:rPr>
-          <w:rFonts w:ascii="Segoe UI" w:eastAsia="Times New Roman" w:hAnsi="Segoe UI" w:cs="Segoe UI"/>
-          <w:color w:val="1A1A1A"/>
-          <w:sz w:val="23"/>
-          <w:szCs w:val="23"/>
-          <w:lang w:eastAsia="ru-RU"/>
-        </w:rPr>
-        <w:br/>
-      </w:r>
-      <w:r>
-        <w:rPr>
-          <w:rFonts w:ascii="Arial" w:eastAsia="Times New Roman" w:hAnsi="Arial" w:cs="Arial"/>
-          <w:color w:val="1A1A1A"/>
-          <w:sz w:val="23"/>
-          <w:szCs w:val="23"/>
-          <w:lang w:eastAsia="ru-RU"/>
-        </w:rPr>
-        <w:t>│</w:t>
-      </w:r>
-      <w:r>
-        <w:rPr>
-          <w:rFonts w:ascii="Segoe UI" w:eastAsia="Times New Roman" w:hAnsi="Segoe UI" w:cs="Segoe UI"/>
-          <w:color w:val="1A1A1A"/>
-          <w:sz w:val="23"/>
-          <w:szCs w:val="23"/>
-          <w:lang w:eastAsia="ru-RU"/>
-        </w:rPr>
-        <w:t xml:space="preserve"> </w:t>
-      </w:r>
-      <w:r>
-        <w:rPr>
-          <w:rFonts w:ascii="Arial" w:eastAsia="Times New Roman" w:hAnsi="Arial" w:cs="Arial"/>
-          <w:color w:val="1A1A1A"/>
-          <w:sz w:val="23"/>
-          <w:szCs w:val="23"/>
-          <w:lang w:eastAsia="ru-RU"/>
-        </w:rPr>
-        <w:t>├──</w:t>
-      </w:r>
-      <w:r>
-        <w:rPr>
-          <w:rFonts w:ascii="Segoe UI" w:eastAsia="Times New Roman" w:hAnsi="Segoe UI" w:cs="Segoe UI"/>
-          <w:color w:val="1A1A1A"/>
-          <w:sz w:val="23"/>
-          <w:szCs w:val="23"/>
-          <w:lang w:eastAsia="ru-RU"/>
-        </w:rPr>
-        <w:t xml:space="preserve"> </w:t>
-      </w:r>
-      <w:proofErr w:type="spellStart"/>
-      <w:r>
-        <w:rPr>
-          <w:rFonts w:ascii="Segoe UI" w:eastAsia="Times New Roman" w:hAnsi="Segoe UI" w:cs="Segoe UI"/>
-          <w:color w:val="1A1A1A"/>
-          <w:sz w:val="23"/>
-          <w:szCs w:val="23"/>
-          <w:lang w:eastAsia="ru-RU"/>
-        </w:rPr>
-        <w:t>objects</w:t>
-      </w:r>
-      <w:proofErr w:type="spellEnd"/>
-      <w:r>
-        <w:rPr>
-          <w:rFonts w:ascii="Segoe UI" w:eastAsia="Times New Roman" w:hAnsi="Segoe UI" w:cs="Segoe UI"/>
-          <w:color w:val="1A1A1A"/>
-          <w:sz w:val="23"/>
-          <w:szCs w:val="23"/>
-          <w:lang w:eastAsia="ru-RU"/>
-        </w:rPr>
-        <w:t>/ - объекты производства и связь «система на объекте»</w:t>
-      </w:r>
-      <w:r>
-        <w:rPr>
-          <w:rFonts w:ascii="Segoe UI" w:eastAsia="Times New Roman" w:hAnsi="Segoe UI" w:cs="Segoe UI"/>
-          <w:color w:val="1A1A1A"/>
-          <w:sz w:val="23"/>
-          <w:szCs w:val="23"/>
-          <w:lang w:eastAsia="ru-RU"/>
-        </w:rPr>
-        <w:br/>
-      </w:r>
-      <w:r>
-        <w:rPr>
-          <w:rFonts w:ascii="Arial" w:eastAsia="Times New Roman" w:hAnsi="Arial" w:cs="Arial"/>
-          <w:color w:val="1A1A1A"/>
-          <w:sz w:val="23"/>
-          <w:szCs w:val="23"/>
-          <w:lang w:eastAsia="ru-RU"/>
-        </w:rPr>
-        <w:t>│</w:t>
-      </w:r>
-      <w:r>
-        <w:rPr>
-          <w:rFonts w:ascii="Segoe UI" w:eastAsia="Times New Roman" w:hAnsi="Segoe UI" w:cs="Segoe UI"/>
-          <w:color w:val="1A1A1A"/>
-          <w:sz w:val="23"/>
-          <w:szCs w:val="23"/>
-          <w:lang w:eastAsia="ru-RU"/>
-        </w:rPr>
-        <w:t xml:space="preserve"> </w:t>
-      </w:r>
-      <w:r>
-        <w:rPr>
-          <w:rFonts w:ascii="Arial" w:eastAsia="Times New Roman" w:hAnsi="Arial" w:cs="Arial"/>
-          <w:color w:val="1A1A1A"/>
-          <w:sz w:val="23"/>
-          <w:szCs w:val="23"/>
-          <w:lang w:eastAsia="ru-RU"/>
-        </w:rPr>
-        <w:t>├──</w:t>
-      </w:r>
-      <w:r>
-        <w:rPr>
-          <w:rFonts w:ascii="Segoe UI" w:eastAsia="Times New Roman" w:hAnsi="Segoe UI" w:cs="Segoe UI"/>
-          <w:color w:val="1A1A1A"/>
-          <w:sz w:val="23"/>
-          <w:szCs w:val="23"/>
-          <w:lang w:eastAsia="ru-RU"/>
-        </w:rPr>
-        <w:t xml:space="preserve"> </w:t>
-      </w:r>
-      <w:proofErr w:type="spellStart"/>
-      <w:r>
-        <w:rPr>
-          <w:rFonts w:ascii="Segoe UI" w:eastAsia="Times New Roman" w:hAnsi="Segoe UI" w:cs="Segoe UI"/>
-          <w:color w:val="1A1A1A"/>
-          <w:sz w:val="23"/>
-          <w:szCs w:val="23"/>
-          <w:lang w:eastAsia="ru-RU"/>
-        </w:rPr>
-        <w:t>system</w:t>
-      </w:r>
-      <w:proofErr w:type="spellEnd"/>
-      <w:r>
-        <w:rPr>
-          <w:rFonts w:ascii="Segoe UI" w:eastAsia="Times New Roman" w:hAnsi="Segoe UI" w:cs="Segoe UI"/>
-          <w:color w:val="1A1A1A"/>
-          <w:sz w:val="23"/>
-          <w:szCs w:val="23"/>
-          <w:lang w:eastAsia="ru-RU"/>
-        </w:rPr>
-        <w:t>/ - классы автоматизации, продукты, системы</w:t>
-      </w:r>
-      <w:r>
-        <w:rPr>
-          <w:rFonts w:ascii="Segoe UI" w:eastAsia="Times New Roman" w:hAnsi="Segoe UI" w:cs="Segoe UI"/>
-          <w:color w:val="1A1A1A"/>
-          <w:sz w:val="23"/>
-          <w:szCs w:val="23"/>
-          <w:lang w:eastAsia="ru-RU"/>
-        </w:rPr>
-        <w:br/>
-      </w:r>
-      <w:r>
-        <w:rPr>
-          <w:rFonts w:ascii="Arial" w:eastAsia="Times New Roman" w:hAnsi="Arial" w:cs="Arial"/>
-          <w:color w:val="1A1A1A"/>
-          <w:sz w:val="23"/>
-          <w:szCs w:val="23"/>
-          <w:lang w:eastAsia="ru-RU"/>
-        </w:rPr>
-        <w:t>│</w:t>
-      </w:r>
-      <w:r>
-        <w:rPr>
-          <w:rFonts w:ascii="Segoe UI" w:eastAsia="Times New Roman" w:hAnsi="Segoe UI" w:cs="Segoe UI"/>
-          <w:color w:val="1A1A1A"/>
-          <w:sz w:val="23"/>
-          <w:szCs w:val="23"/>
-          <w:lang w:eastAsia="ru-RU"/>
-        </w:rPr>
-        <w:t xml:space="preserve"> </w:t>
-      </w:r>
-      <w:r>
-        <w:rPr>
-          <w:rFonts w:ascii="Arial" w:eastAsia="Times New Roman" w:hAnsi="Arial" w:cs="Arial"/>
-          <w:color w:val="1A1A1A"/>
-          <w:sz w:val="23"/>
-          <w:szCs w:val="23"/>
-          <w:lang w:eastAsia="ru-RU"/>
-        </w:rPr>
-        <w:t>└──</w:t>
-      </w:r>
-      <w:r>
-        <w:rPr>
-          <w:rFonts w:ascii="Segoe UI" w:eastAsia="Times New Roman" w:hAnsi="Segoe UI" w:cs="Segoe UI"/>
-          <w:color w:val="1A1A1A"/>
-          <w:sz w:val="23"/>
-          <w:szCs w:val="23"/>
-          <w:lang w:eastAsia="ru-RU"/>
-        </w:rPr>
-        <w:t xml:space="preserve"> </w:t>
-      </w:r>
-      <w:proofErr w:type="spellStart"/>
-      <w:r>
-        <w:rPr>
-          <w:rFonts w:ascii="Segoe UI" w:eastAsia="Times New Roman" w:hAnsi="Segoe UI" w:cs="Segoe UI"/>
-          <w:color w:val="1A1A1A"/>
-          <w:sz w:val="23"/>
-          <w:szCs w:val="23"/>
-          <w:lang w:eastAsia="ru-RU"/>
-        </w:rPr>
-        <w:t>entities</w:t>
-      </w:r>
-      <w:proofErr w:type="spellEnd"/>
-      <w:r>
-        <w:rPr>
-          <w:rFonts w:ascii="Segoe UI" w:eastAsia="Times New Roman" w:hAnsi="Segoe UI" w:cs="Segoe UI"/>
-          <w:color w:val="1A1A1A"/>
-          <w:sz w:val="23"/>
-          <w:szCs w:val="23"/>
-          <w:lang w:eastAsia="ru-RU"/>
-        </w:rPr>
-        <w:t>/ - участники рынка и профили типов</w:t>
-      </w:r>
-      <w:r>
-        <w:rPr>
-          <w:rFonts w:ascii="Segoe UI" w:eastAsia="Times New Roman" w:hAnsi="Segoe UI" w:cs="Segoe UI"/>
-          <w:color w:val="1A1A1A"/>
-          <w:sz w:val="23"/>
-          <w:szCs w:val="23"/>
-          <w:lang w:eastAsia="ru-RU"/>
-        </w:rPr>
-        <w:br/>
-      </w:r>
-      <w:r>
-        <w:rPr>
-          <w:rFonts w:ascii="Arial" w:eastAsia="Times New Roman" w:hAnsi="Arial" w:cs="Arial"/>
-          <w:color w:val="1A1A1A"/>
-          <w:sz w:val="23"/>
-          <w:szCs w:val="23"/>
-          <w:lang w:eastAsia="ru-RU"/>
-        </w:rPr>
-        <w:t>├──</w:t>
-      </w:r>
-      <w:r>
-        <w:rPr>
-          <w:rFonts w:ascii="Segoe UI" w:eastAsia="Times New Roman" w:hAnsi="Segoe UI" w:cs="Segoe UI"/>
-          <w:color w:val="1A1A1A"/>
-          <w:sz w:val="23"/>
-          <w:szCs w:val="23"/>
-          <w:lang w:eastAsia="ru-RU"/>
-        </w:rPr>
-        <w:t xml:space="preserve"> </w:t>
-      </w:r>
-      <w:proofErr w:type="spellStart"/>
-      <w:r>
-        <w:rPr>
-          <w:rFonts w:ascii="Segoe UI" w:eastAsia="Times New Roman" w:hAnsi="Segoe UI" w:cs="Segoe UI"/>
-          <w:color w:val="1A1A1A"/>
-          <w:sz w:val="23"/>
-          <w:szCs w:val="23"/>
-          <w:lang w:eastAsia="ru-RU"/>
-        </w:rPr>
-        <w:t>static</w:t>
-      </w:r>
-      <w:proofErr w:type="spellEnd"/>
-      <w:r>
-        <w:rPr>
-          <w:rFonts w:ascii="Segoe UI" w:eastAsia="Times New Roman" w:hAnsi="Segoe UI" w:cs="Segoe UI"/>
-          <w:color w:val="1A1A1A"/>
-          <w:sz w:val="23"/>
-          <w:szCs w:val="23"/>
-          <w:lang w:eastAsia="ru-RU"/>
-        </w:rPr>
-        <w:t xml:space="preserve">/ - </w:t>
-      </w:r>
-      <w:proofErr w:type="spellStart"/>
-      <w:r>
-        <w:rPr>
-          <w:rFonts w:ascii="Segoe UI" w:eastAsia="Times New Roman" w:hAnsi="Segoe UI" w:cs="Segoe UI"/>
-          <w:color w:val="1A1A1A"/>
-          <w:sz w:val="23"/>
-          <w:szCs w:val="23"/>
-          <w:lang w:eastAsia="ru-RU"/>
-        </w:rPr>
-        <w:t>css</w:t>
-      </w:r>
-      <w:proofErr w:type="spellEnd"/>
-      <w:r>
-        <w:rPr>
-          <w:rFonts w:ascii="Segoe UI" w:eastAsia="Times New Roman" w:hAnsi="Segoe UI" w:cs="Segoe UI"/>
-          <w:color w:val="1A1A1A"/>
-          <w:sz w:val="23"/>
-          <w:szCs w:val="23"/>
-          <w:lang w:eastAsia="ru-RU"/>
-        </w:rPr>
-        <w:t xml:space="preserve"> / </w:t>
-      </w:r>
-      <w:proofErr w:type="spellStart"/>
-      <w:r>
-        <w:rPr>
-          <w:rFonts w:ascii="Segoe UI" w:eastAsia="Times New Roman" w:hAnsi="Segoe UI" w:cs="Segoe UI"/>
-          <w:color w:val="1A1A1A"/>
-          <w:sz w:val="23"/>
-          <w:szCs w:val="23"/>
-          <w:lang w:eastAsia="ru-RU"/>
-        </w:rPr>
-        <w:t>js</w:t>
-      </w:r>
-      <w:proofErr w:type="spellEnd"/>
-      <w:r>
-        <w:rPr>
-          <w:rFonts w:ascii="Segoe UI" w:eastAsia="Times New Roman" w:hAnsi="Segoe UI" w:cs="Segoe UI"/>
-          <w:color w:val="1A1A1A"/>
-          <w:sz w:val="23"/>
-          <w:szCs w:val="23"/>
-          <w:lang w:eastAsia="ru-RU"/>
-        </w:rPr>
-        <w:br/>
-      </w:r>
-      <w:r>
-        <w:rPr>
-          <w:rFonts w:ascii="Arial" w:eastAsia="Times New Roman" w:hAnsi="Arial" w:cs="Arial"/>
-          <w:color w:val="1A1A1A"/>
-          <w:sz w:val="23"/>
-          <w:szCs w:val="23"/>
-          <w:lang w:eastAsia="ru-RU"/>
-        </w:rPr>
-        <w:t>├──</w:t>
-      </w:r>
-      <w:r>
-        <w:rPr>
-          <w:rFonts w:ascii="Segoe UI" w:eastAsia="Times New Roman" w:hAnsi="Segoe UI" w:cs="Segoe UI"/>
-          <w:color w:val="1A1A1A"/>
-          <w:sz w:val="23"/>
-          <w:szCs w:val="23"/>
-          <w:lang w:eastAsia="ru-RU"/>
-        </w:rPr>
-        <w:t xml:space="preserve"> </w:t>
-      </w:r>
-      <w:proofErr w:type="spellStart"/>
-      <w:r>
-        <w:rPr>
-          <w:rFonts w:ascii="Segoe UI" w:eastAsia="Times New Roman" w:hAnsi="Segoe UI" w:cs="Segoe UI"/>
-          <w:color w:val="1A1A1A"/>
-          <w:sz w:val="23"/>
-          <w:szCs w:val="23"/>
-          <w:lang w:eastAsia="ru-RU"/>
-        </w:rPr>
-        <w:t>data</w:t>
-      </w:r>
-      <w:proofErr w:type="spellEnd"/>
-      <w:r>
-        <w:rPr>
-          <w:rFonts w:ascii="Segoe UI" w:eastAsia="Times New Roman" w:hAnsi="Segoe UI" w:cs="Segoe UI"/>
-          <w:color w:val="1A1A1A"/>
-          <w:sz w:val="23"/>
-          <w:szCs w:val="23"/>
-          <w:lang w:eastAsia="ru-RU"/>
-        </w:rPr>
-        <w:t xml:space="preserve">/ - </w:t>
-      </w:r>
-      <w:proofErr w:type="spellStart"/>
-      <w:r>
-        <w:rPr>
-          <w:rFonts w:ascii="Segoe UI" w:eastAsia="Times New Roman" w:hAnsi="Segoe UI" w:cs="Segoe UI"/>
-          <w:color w:val="1A1A1A"/>
-          <w:sz w:val="23"/>
-          <w:szCs w:val="23"/>
-          <w:lang w:eastAsia="ru-RU"/>
-        </w:rPr>
-        <w:t>фикстуры</w:t>
-      </w:r>
-      <w:proofErr w:type="spellEnd"/>
-      <w:r>
-        <w:rPr>
-          <w:rFonts w:ascii="Segoe UI" w:eastAsia="Times New Roman" w:hAnsi="Segoe UI" w:cs="Segoe UI"/>
-          <w:color w:val="1A1A1A"/>
-          <w:sz w:val="23"/>
-          <w:szCs w:val="23"/>
-          <w:lang w:eastAsia="ru-RU"/>
-        </w:rPr>
-        <w:t xml:space="preserve"> (дампы данных)</w:t>
-      </w:r>
-      <w:r>
-        <w:rPr>
-          <w:rFonts w:ascii="Segoe UI" w:eastAsia="Times New Roman" w:hAnsi="Segoe UI" w:cs="Segoe UI"/>
-          <w:color w:val="1A1A1A"/>
-          <w:sz w:val="23"/>
-          <w:szCs w:val="23"/>
-          <w:lang w:eastAsia="ru-RU"/>
-        </w:rPr>
-        <w:br/>
-      </w:r>
-      <w:r>
-        <w:rPr>
-          <w:rFonts w:ascii="Arial" w:eastAsia="Times New Roman" w:hAnsi="Arial" w:cs="Arial"/>
-          <w:color w:val="1A1A1A"/>
-          <w:sz w:val="23"/>
-          <w:szCs w:val="23"/>
-          <w:lang w:eastAsia="ru-RU"/>
-        </w:rPr>
-        <w:t>└──</w:t>
-      </w:r>
-      <w:r>
-        <w:rPr>
-          <w:rFonts w:ascii="Segoe UI" w:eastAsia="Times New Roman" w:hAnsi="Segoe UI" w:cs="Segoe UI"/>
-          <w:color w:val="1A1A1A"/>
-          <w:sz w:val="23"/>
-          <w:szCs w:val="23"/>
-          <w:lang w:eastAsia="ru-RU"/>
-        </w:rPr>
-        <w:t xml:space="preserve"> </w:t>
-      </w:r>
-      <w:proofErr w:type="spellStart"/>
-      <w:r>
-        <w:rPr>
-          <w:rFonts w:ascii="Segoe UI" w:eastAsia="Times New Roman" w:hAnsi="Segoe UI" w:cs="Segoe UI"/>
-          <w:color w:val="1A1A1A"/>
-          <w:sz w:val="23"/>
-          <w:szCs w:val="23"/>
-          <w:lang w:eastAsia="ru-RU"/>
-        </w:rPr>
-        <w:t>docs</w:t>
-      </w:r>
-      <w:proofErr w:type="spellEnd"/>
-      <w:r>
-        <w:rPr>
-          <w:rFonts w:ascii="Segoe UI" w:eastAsia="Times New Roman" w:hAnsi="Segoe UI" w:cs="Segoe UI"/>
-          <w:color w:val="1A1A1A"/>
-          <w:sz w:val="23"/>
-          <w:szCs w:val="23"/>
-          <w:lang w:eastAsia="ru-RU"/>
-        </w:rPr>
-        <w:t>/ - документация, схемы БД, выгрузки</w:t>
-      </w:r>
-    </w:p>
-    <w:p>
-      <w:pPr>
-        <w:shd w:val="clear" w:color="auto" w:fill="FFFFFF"/>
-        <w:spacing w:before="100" w:beforeAutospacing="1" w:after="100" w:afterAutospacing="1" w:line="240" w:lineRule="auto"/>
-        <w:rPr>
-          <w:rFonts w:ascii="Segoe UI" w:eastAsia="Times New Roman" w:hAnsi="Segoe UI" w:cs="Segoe UI"/>
-          <w:color w:val="1A1A1A"/>
-          <w:sz w:val="23"/>
-          <w:szCs w:val="23"/>
-          <w:lang w:eastAsia="ru-RU"/>
-        </w:rPr>
-      </w:pPr>
-      <w:r>
-        <w:rPr>
-          <w:rFonts w:ascii="Segoe UI" w:eastAsia="Times New Roman" w:hAnsi="Segoe UI" w:cs="Segoe UI"/>
-          <w:color w:val="1A1A1A"/>
-          <w:sz w:val="23"/>
-          <w:szCs w:val="23"/>
-          <w:lang w:eastAsia="ru-RU"/>
-        </w:rPr>
-        <w:t xml:space="preserve">Внутренняя структура доменного приложения (на примере </w:t>
-      </w:r>
-      <w:proofErr w:type="spellStart"/>
-      <w:r>
-        <w:rPr>
-          <w:rFonts w:ascii="Segoe UI" w:eastAsia="Times New Roman" w:hAnsi="Segoe UI" w:cs="Segoe UI"/>
-          <w:color w:val="1A1A1A"/>
-          <w:sz w:val="23"/>
-          <w:szCs w:val="23"/>
-          <w:lang w:eastAsia="ru-RU"/>
-        </w:rPr>
-        <w:t>objects</w:t>
-      </w:r>
-      <w:proofErr w:type="spellEnd"/>
-      <w:r>
-        <w:rPr>
-          <w:rFonts w:ascii="Segoe UI" w:eastAsia="Times New Roman" w:hAnsi="Segoe UI" w:cs="Segoe UI"/>
-          <w:color w:val="1A1A1A"/>
-          <w:sz w:val="23"/>
-          <w:szCs w:val="23"/>
-          <w:lang w:eastAsia="ru-RU"/>
-        </w:rPr>
-        <w:t>):</w:t>
-      </w:r>
-    </w:p>
-    <w:p>
-      <w:pPr>
-        <w:shd w:val="clear" w:color="auto" w:fill="FFFFFF"/>
-        <w:spacing w:before="100" w:beforeAutospacing="1" w:after="100" w:afterAutospacing="1" w:line="240" w:lineRule="auto"/>
-        <w:rPr>
-          <w:rFonts w:ascii="Segoe UI" w:eastAsia="Times New Roman" w:hAnsi="Segoe UI" w:cs="Segoe UI"/>
-          <w:color w:val="1A1A1A"/>
-          <w:sz w:val="23"/>
-          <w:szCs w:val="23"/>
-          <w:lang w:eastAsia="ru-RU"/>
-        </w:rPr>
-      </w:pPr>
-      <w:proofErr w:type="spellStart"/>
-      <w:r>
-        <w:rPr>
-          <w:rFonts w:ascii="Segoe UI" w:eastAsia="Times New Roman" w:hAnsi="Segoe UI" w:cs="Segoe UI"/>
-          <w:color w:val="1A1A1A"/>
-          <w:sz w:val="23"/>
-          <w:szCs w:val="23"/>
-          <w:lang w:eastAsia="ru-RU"/>
-        </w:rPr>
-        <w:t>apps</w:t>
-      </w:r>
-      <w:proofErr w:type="spellEnd"/>
-      <w:r>
-        <w:rPr>
-          <w:rFonts w:ascii="Segoe UI" w:eastAsia="Times New Roman" w:hAnsi="Segoe UI" w:cs="Segoe UI"/>
-          <w:color w:val="1A1A1A"/>
-          <w:sz w:val="23"/>
-          <w:szCs w:val="23"/>
-          <w:lang w:eastAsia="ru-RU"/>
-        </w:rPr>
-        <w:t>/</w:t>
-      </w:r>
-      <w:proofErr w:type="spellStart"/>
-      <w:r>
-        <w:rPr>
-          <w:rFonts w:ascii="Segoe UI" w:eastAsia="Times New Roman" w:hAnsi="Segoe UI" w:cs="Segoe UI"/>
-          <w:color w:val="1A1A1A"/>
-          <w:sz w:val="23"/>
-          <w:szCs w:val="23"/>
-          <w:lang w:eastAsia="ru-RU"/>
-        </w:rPr>
-        <w:t>objects</w:t>
-      </w:r>
-      <w:proofErr w:type="spellEnd"/>
-      <w:r>
-        <w:rPr>
-          <w:rFonts w:ascii="Segoe UI" w:eastAsia="Times New Roman" w:hAnsi="Segoe UI" w:cs="Segoe UI"/>
-          <w:color w:val="1A1A1A"/>
-          <w:sz w:val="23"/>
-          <w:szCs w:val="23"/>
-          <w:lang w:eastAsia="ru-RU"/>
-        </w:rPr>
-        <w:t>/</w:t>
-      </w:r>
-      <w:r>
-        <w:rPr>
-          <w:rFonts w:ascii="Segoe UI" w:eastAsia="Times New Roman" w:hAnsi="Segoe UI" w:cs="Segoe UI"/>
-          <w:color w:val="1A1A1A"/>
-          <w:sz w:val="23"/>
-          <w:szCs w:val="23"/>
-          <w:lang w:eastAsia="ru-RU"/>
-        </w:rPr>
-        <w:br/>
-      </w:r>
-      <w:r>
-        <w:rPr>
-          <w:rFonts w:ascii="Arial" w:eastAsia="Times New Roman" w:hAnsi="Arial" w:cs="Arial"/>
-          <w:color w:val="1A1A1A"/>
-          <w:sz w:val="23"/>
-          <w:szCs w:val="23"/>
-          <w:lang w:eastAsia="ru-RU"/>
-        </w:rPr>
-        <w:t>├──</w:t>
-      </w:r>
-      <w:r>
-        <w:rPr>
-          <w:rFonts w:ascii="Segoe UI" w:eastAsia="Times New Roman" w:hAnsi="Segoe UI" w:cs="Segoe UI"/>
-          <w:color w:val="1A1A1A"/>
-          <w:sz w:val="23"/>
-          <w:szCs w:val="23"/>
-          <w:lang w:eastAsia="ru-RU"/>
-        </w:rPr>
-        <w:t xml:space="preserve"> models.py - </w:t>
-      </w:r>
-      <w:proofErr w:type="spellStart"/>
-      <w:r>
-        <w:rPr>
-          <w:rFonts w:ascii="Segoe UI" w:eastAsia="Times New Roman" w:hAnsi="Segoe UI" w:cs="Segoe UI"/>
-          <w:color w:val="1A1A1A"/>
-          <w:sz w:val="23"/>
-          <w:szCs w:val="23"/>
-          <w:lang w:eastAsia="ru-RU"/>
-        </w:rPr>
-        <w:t>Object</w:t>
-      </w:r>
-      <w:proofErr w:type="spellEnd"/>
-      <w:r>
-        <w:rPr>
-          <w:rFonts w:ascii="Segoe UI" w:eastAsia="Times New Roman" w:hAnsi="Segoe UI" w:cs="Segoe UI"/>
-          <w:color w:val="1A1A1A"/>
-          <w:sz w:val="23"/>
-          <w:szCs w:val="23"/>
-          <w:lang w:eastAsia="ru-RU"/>
-        </w:rPr>
-        <w:t xml:space="preserve">, </w:t>
-      </w:r>
-      <w:proofErr w:type="spellStart"/>
-      <w:r>
-        <w:rPr>
-          <w:rFonts w:ascii="Segoe UI" w:eastAsia="Times New Roman" w:hAnsi="Segoe UI" w:cs="Segoe UI"/>
-          <w:color w:val="1A1A1A"/>
-          <w:sz w:val="23"/>
-          <w:szCs w:val="23"/>
-          <w:lang w:eastAsia="ru-RU"/>
-        </w:rPr>
-        <w:t>ObjectSystem</w:t>
-      </w:r>
-      <w:proofErr w:type="spellEnd"/>
-      <w:r>
-        <w:rPr>
-          <w:rFonts w:ascii="Segoe UI" w:eastAsia="Times New Roman" w:hAnsi="Segoe UI" w:cs="Segoe UI"/>
-          <w:color w:val="1A1A1A"/>
-          <w:sz w:val="23"/>
-          <w:szCs w:val="23"/>
-          <w:lang w:eastAsia="ru-RU"/>
-        </w:rPr>
-        <w:br/>
-      </w:r>
-      <w:r>
-        <w:rPr>
-          <w:rFonts w:ascii="Arial" w:eastAsia="Times New Roman" w:hAnsi="Arial" w:cs="Arial"/>
-          <w:color w:val="1A1A1A"/>
-          <w:sz w:val="23"/>
-          <w:szCs w:val="23"/>
-          <w:lang w:eastAsia="ru-RU"/>
-        </w:rPr>
-        <w:t>├──</w:t>
-      </w:r>
-      <w:r>
-        <w:rPr>
-          <w:rFonts w:ascii="Segoe UI" w:eastAsia="Times New Roman" w:hAnsi="Segoe UI" w:cs="Segoe UI"/>
-          <w:color w:val="1A1A1A"/>
-          <w:sz w:val="23"/>
-          <w:szCs w:val="23"/>
-          <w:lang w:eastAsia="ru-RU"/>
-        </w:rPr>
-        <w:t xml:space="preserve"> admin.py - регистрация в админ-панели</w:t>
-      </w:r>
-      <w:r>
-        <w:rPr>
-          <w:rFonts w:ascii="Segoe UI" w:eastAsia="Times New Roman" w:hAnsi="Segoe UI" w:cs="Segoe UI"/>
-          <w:color w:val="1A1A1A"/>
-          <w:sz w:val="23"/>
-          <w:szCs w:val="23"/>
-          <w:lang w:eastAsia="ru-RU"/>
-        </w:rPr>
-        <w:br/>
-      </w:r>
-      <w:r>
-        <w:rPr>
-          <w:rFonts w:ascii="Arial" w:eastAsia="Times New Roman" w:hAnsi="Arial" w:cs="Arial"/>
-          <w:color w:val="1A1A1A"/>
-          <w:sz w:val="23"/>
-          <w:szCs w:val="23"/>
-          <w:lang w:eastAsia="ru-RU"/>
-        </w:rPr>
-        <w:t>├──</w:t>
-      </w:r>
-      <w:r>
-        <w:rPr>
-          <w:rFonts w:ascii="Segoe UI" w:eastAsia="Times New Roman" w:hAnsi="Segoe UI" w:cs="Segoe UI"/>
-          <w:color w:val="1A1A1A"/>
-          <w:sz w:val="23"/>
-          <w:szCs w:val="23"/>
-          <w:lang w:eastAsia="ru-RU"/>
-        </w:rPr>
-        <w:t xml:space="preserve"> apps.py - конфигурация приложения</w:t>
-      </w:r>
-      <w:r>
-        <w:rPr>
-          <w:rFonts w:ascii="Segoe UI" w:eastAsia="Times New Roman" w:hAnsi="Segoe UI" w:cs="Segoe UI"/>
-          <w:color w:val="1A1A1A"/>
-          <w:sz w:val="23"/>
-          <w:szCs w:val="23"/>
-          <w:lang w:eastAsia="ru-RU"/>
-        </w:rPr>
-        <w:br/>
-      </w:r>
-      <w:r>
-        <w:rPr>
-          <w:rFonts w:ascii="Arial" w:eastAsia="Times New Roman" w:hAnsi="Arial" w:cs="Arial"/>
-          <w:color w:val="1A1A1A"/>
-          <w:sz w:val="23"/>
-          <w:szCs w:val="23"/>
-          <w:lang w:eastAsia="ru-RU"/>
-        </w:rPr>
-        <w:t>├──</w:t>
-      </w:r>
-      <w:r>
-        <w:rPr>
-          <w:rFonts w:ascii="Segoe UI" w:eastAsia="Times New Roman" w:hAnsi="Segoe UI" w:cs="Segoe UI"/>
-          <w:color w:val="1A1A1A"/>
-          <w:sz w:val="23"/>
-          <w:szCs w:val="23"/>
-          <w:lang w:eastAsia="ru-RU"/>
-        </w:rPr>
-        <w:t xml:space="preserve"> urls.py - HTML-маршруты</w:t>
-      </w:r>
-      <w:r>
-        <w:rPr>
-          <w:rFonts w:ascii="Segoe UI" w:eastAsia="Times New Roman" w:hAnsi="Segoe UI" w:cs="Segoe UI"/>
-          <w:color w:val="1A1A1A"/>
-          <w:sz w:val="23"/>
-          <w:szCs w:val="23"/>
-          <w:lang w:eastAsia="ru-RU"/>
-        </w:rPr>
-        <w:br/>
-      </w:r>
-      <w:r>
-        <w:rPr>
-          <w:rFonts w:ascii="Arial" w:eastAsia="Times New Roman" w:hAnsi="Arial" w:cs="Arial"/>
-          <w:color w:val="1A1A1A"/>
-          <w:sz w:val="23"/>
-          <w:szCs w:val="23"/>
-          <w:lang w:eastAsia="ru-RU"/>
-        </w:rPr>
-        <w:t>├──</w:t>
-      </w:r>
-      <w:r>
-        <w:rPr>
-          <w:rFonts w:ascii="Segoe UI" w:eastAsia="Times New Roman" w:hAnsi="Segoe UI" w:cs="Segoe UI"/>
-          <w:color w:val="1A1A1A"/>
-          <w:sz w:val="23"/>
-          <w:szCs w:val="23"/>
-          <w:lang w:eastAsia="ru-RU"/>
-        </w:rPr>
-        <w:t xml:space="preserve"> views.py - HTML-представления</w:t>
-      </w:r>
-      <w:r>
-        <w:rPr>
-          <w:rFonts w:ascii="Segoe UI" w:eastAsia="Times New Roman" w:hAnsi="Segoe UI" w:cs="Segoe UI"/>
-          <w:color w:val="1A1A1A"/>
-          <w:sz w:val="23"/>
-          <w:szCs w:val="23"/>
-          <w:lang w:eastAsia="ru-RU"/>
-        </w:rPr>
-        <w:br/>
-      </w:r>
-      <w:r>
-        <w:rPr>
-          <w:rFonts w:ascii="Arial" w:eastAsia="Times New Roman" w:hAnsi="Arial" w:cs="Arial"/>
-          <w:color w:val="1A1A1A"/>
-          <w:sz w:val="23"/>
-          <w:szCs w:val="23"/>
-          <w:lang w:eastAsia="ru-RU"/>
-        </w:rPr>
-        <w:t>├──</w:t>
-      </w:r>
-      <w:r>
-        <w:rPr>
-          <w:rFonts w:ascii="Segoe UI" w:eastAsia="Times New Roman" w:hAnsi="Segoe UI" w:cs="Segoe UI"/>
-          <w:color w:val="1A1A1A"/>
-          <w:sz w:val="23"/>
-          <w:szCs w:val="23"/>
-          <w:lang w:eastAsia="ru-RU"/>
-        </w:rPr>
-        <w:t xml:space="preserve"> </w:t>
-      </w:r>
-      <w:proofErr w:type="spellStart"/>
-      <w:r>
-        <w:rPr>
-          <w:rFonts w:ascii="Segoe UI" w:eastAsia="Times New Roman" w:hAnsi="Segoe UI" w:cs="Segoe UI"/>
-          <w:color w:val="1A1A1A"/>
-          <w:sz w:val="23"/>
-          <w:szCs w:val="23"/>
-          <w:lang w:eastAsia="ru-RU"/>
-        </w:rPr>
-        <w:t>api</w:t>
-      </w:r>
-      <w:proofErr w:type="spellEnd"/>
-      <w:r>
-        <w:rPr>
-          <w:rFonts w:ascii="Segoe UI" w:eastAsia="Times New Roman" w:hAnsi="Segoe UI" w:cs="Segoe UI"/>
-          <w:color w:val="1A1A1A"/>
-          <w:sz w:val="23"/>
-          <w:szCs w:val="23"/>
-          <w:lang w:eastAsia="ru-RU"/>
-        </w:rPr>
-        <w:t>/ - REST API</w:t>
-      </w:r>
-      <w:r>
-        <w:rPr>
-          <w:rFonts w:ascii="Segoe UI" w:eastAsia="Times New Roman" w:hAnsi="Segoe UI" w:cs="Segoe UI"/>
-          <w:color w:val="1A1A1A"/>
-          <w:sz w:val="23"/>
-          <w:szCs w:val="23"/>
-          <w:lang w:eastAsia="ru-RU"/>
-        </w:rPr>
-        <w:br/>
-      </w:r>
-      <w:r>
-        <w:rPr>
-          <w:rFonts w:ascii="Arial" w:eastAsia="Times New Roman" w:hAnsi="Arial" w:cs="Arial"/>
-          <w:color w:val="1A1A1A"/>
-          <w:sz w:val="23"/>
-          <w:szCs w:val="23"/>
-          <w:lang w:eastAsia="ru-RU"/>
-        </w:rPr>
-        <w:t>│</w:t>
-      </w:r>
-      <w:r>
-        <w:rPr>
-          <w:rFonts w:ascii="Segoe UI" w:eastAsia="Times New Roman" w:hAnsi="Segoe UI" w:cs="Segoe UI"/>
-          <w:color w:val="1A1A1A"/>
-          <w:sz w:val="23"/>
-          <w:szCs w:val="23"/>
-          <w:lang w:eastAsia="ru-RU"/>
-        </w:rPr>
-        <w:t xml:space="preserve"> </w:t>
-      </w:r>
-      <w:r>
-        <w:rPr>
-          <w:rFonts w:ascii="Arial" w:eastAsia="Times New Roman" w:hAnsi="Arial" w:cs="Arial"/>
-          <w:color w:val="1A1A1A"/>
-          <w:sz w:val="23"/>
-          <w:szCs w:val="23"/>
-          <w:lang w:eastAsia="ru-RU"/>
-        </w:rPr>
-        <w:t>├──</w:t>
-      </w:r>
-      <w:r>
-        <w:rPr>
-          <w:rFonts w:ascii="Segoe UI" w:eastAsia="Times New Roman" w:hAnsi="Segoe UI" w:cs="Segoe UI"/>
-          <w:color w:val="1A1A1A"/>
-          <w:sz w:val="23"/>
-          <w:szCs w:val="23"/>
-          <w:lang w:eastAsia="ru-RU"/>
-        </w:rPr>
-        <w:t xml:space="preserve"> serializers.py</w:t>
-      </w:r>
-      <w:r>
-        <w:rPr>
-          <w:rFonts w:ascii="Segoe UI" w:eastAsia="Times New Roman" w:hAnsi="Segoe UI" w:cs="Segoe UI"/>
-          <w:color w:val="1A1A1A"/>
-          <w:sz w:val="23"/>
-          <w:szCs w:val="23"/>
-          <w:lang w:eastAsia="ru-RU"/>
-        </w:rPr>
-        <w:br/>
-      </w:r>
-      <w:r>
-        <w:rPr>
-          <w:rFonts w:ascii="Arial" w:eastAsia="Times New Roman" w:hAnsi="Arial" w:cs="Arial"/>
-          <w:color w:val="1A1A1A"/>
-          <w:sz w:val="23"/>
-          <w:szCs w:val="23"/>
-          <w:lang w:eastAsia="ru-RU"/>
-        </w:rPr>
-        <w:t>│</w:t>
-      </w:r>
-      <w:r>
-        <w:rPr>
-          <w:rFonts w:ascii="Segoe UI" w:eastAsia="Times New Roman" w:hAnsi="Segoe UI" w:cs="Segoe UI"/>
-          <w:color w:val="1A1A1A"/>
-          <w:sz w:val="23"/>
-          <w:szCs w:val="23"/>
-          <w:lang w:eastAsia="ru-RU"/>
-        </w:rPr>
-        <w:t xml:space="preserve"> </w:t>
-      </w:r>
-      <w:r>
-        <w:rPr>
-          <w:rFonts w:ascii="Arial" w:eastAsia="Times New Roman" w:hAnsi="Arial" w:cs="Arial"/>
-          <w:color w:val="1A1A1A"/>
-          <w:sz w:val="23"/>
-          <w:szCs w:val="23"/>
-          <w:lang w:eastAsia="ru-RU"/>
-        </w:rPr>
-        <w:t>├──</w:t>
-      </w:r>
-      <w:r>
-        <w:rPr>
-          <w:rFonts w:ascii="Segoe UI" w:eastAsia="Times New Roman" w:hAnsi="Segoe UI" w:cs="Segoe UI"/>
-          <w:color w:val="1A1A1A"/>
-          <w:sz w:val="23"/>
-          <w:szCs w:val="23"/>
-          <w:lang w:eastAsia="ru-RU"/>
-        </w:rPr>
-        <w:t xml:space="preserve"> views.py</w:t>
-      </w:r>
-      <w:r>
-        <w:rPr>
-          <w:rFonts w:ascii="Segoe UI" w:eastAsia="Times New Roman" w:hAnsi="Segoe UI" w:cs="Segoe UI"/>
-          <w:color w:val="1A1A1A"/>
-          <w:sz w:val="23"/>
-          <w:szCs w:val="23"/>
-          <w:lang w:eastAsia="ru-RU"/>
-        </w:rPr>
-        <w:br/>
-      </w:r>
-      <w:r>
-        <w:rPr>
-          <w:rFonts w:ascii="Arial" w:eastAsia="Times New Roman" w:hAnsi="Arial" w:cs="Arial"/>
-          <w:color w:val="1A1A1A"/>
-          <w:sz w:val="23"/>
-          <w:szCs w:val="23"/>
-          <w:lang w:eastAsia="ru-RU"/>
-        </w:rPr>
-        <w:t>│</w:t>
-      </w:r>
-      <w:r>
-        <w:rPr>
-          <w:rFonts w:ascii="Segoe UI" w:eastAsia="Times New Roman" w:hAnsi="Segoe UI" w:cs="Segoe UI"/>
-          <w:color w:val="1A1A1A"/>
-          <w:sz w:val="23"/>
-          <w:szCs w:val="23"/>
-          <w:lang w:eastAsia="ru-RU"/>
-        </w:rPr>
-        <w:t xml:space="preserve"> </w:t>
-      </w:r>
-      <w:r>
-        <w:rPr>
-          <w:rFonts w:ascii="Arial" w:eastAsia="Times New Roman" w:hAnsi="Arial" w:cs="Arial"/>
-          <w:color w:val="1A1A1A"/>
-          <w:sz w:val="23"/>
-          <w:szCs w:val="23"/>
-          <w:lang w:eastAsia="ru-RU"/>
-        </w:rPr>
-        <w:t>└──</w:t>
-      </w:r>
-      <w:r>
-        <w:rPr>
-          <w:rFonts w:ascii="Segoe UI" w:eastAsia="Times New Roman" w:hAnsi="Segoe UI" w:cs="Segoe UI"/>
-          <w:color w:val="1A1A1A"/>
-          <w:sz w:val="23"/>
-          <w:szCs w:val="23"/>
-          <w:lang w:eastAsia="ru-RU"/>
-        </w:rPr>
-        <w:t xml:space="preserve"> urls.py</w:t>
-      </w:r>
-      <w:r>
-        <w:rPr>
-          <w:rFonts w:ascii="Segoe UI" w:eastAsia="Times New Roman" w:hAnsi="Segoe UI" w:cs="Segoe UI"/>
-          <w:color w:val="1A1A1A"/>
-          <w:sz w:val="23"/>
-          <w:szCs w:val="23"/>
-          <w:lang w:eastAsia="ru-RU"/>
-        </w:rPr>
-        <w:br/>
-      </w:r>
-      <w:r>
-        <w:rPr>
-          <w:rFonts w:ascii="Arial" w:eastAsia="Times New Roman" w:hAnsi="Arial" w:cs="Arial"/>
-          <w:color w:val="1A1A1A"/>
-          <w:sz w:val="23"/>
-          <w:szCs w:val="23"/>
-          <w:lang w:eastAsia="ru-RU"/>
-        </w:rPr>
-        <w:t>├──</w:t>
-      </w:r>
-      <w:r>
-        <w:rPr>
-          <w:rFonts w:ascii="Segoe UI" w:eastAsia="Times New Roman" w:hAnsi="Segoe UI" w:cs="Segoe UI"/>
-          <w:color w:val="1A1A1A"/>
-          <w:sz w:val="23"/>
-          <w:szCs w:val="23"/>
-          <w:lang w:eastAsia="ru-RU"/>
-        </w:rPr>
-        <w:t xml:space="preserve"> </w:t>
-      </w:r>
-      <w:proofErr w:type="spellStart"/>
-      <w:r>
-        <w:rPr>
-          <w:rFonts w:ascii="Segoe UI" w:eastAsia="Times New Roman" w:hAnsi="Segoe UI" w:cs="Segoe UI"/>
-          <w:color w:val="1A1A1A"/>
-          <w:sz w:val="23"/>
-          <w:szCs w:val="23"/>
-          <w:lang w:eastAsia="ru-RU"/>
-        </w:rPr>
-        <w:t>usecases</w:t>
-      </w:r>
-      <w:proofErr w:type="spellEnd"/>
-      <w:r>
-        <w:rPr>
-          <w:rFonts w:ascii="Segoe UI" w:eastAsia="Times New Roman" w:hAnsi="Segoe UI" w:cs="Segoe UI"/>
-          <w:color w:val="1A1A1A"/>
-          <w:sz w:val="23"/>
-          <w:szCs w:val="23"/>
-          <w:lang w:eastAsia="ru-RU"/>
-        </w:rPr>
-        <w:t>/ - бизнес-логика</w:t>
-      </w:r>
-      <w:r>
-        <w:rPr>
-          <w:rFonts w:ascii="Segoe UI" w:eastAsia="Times New Roman" w:hAnsi="Segoe UI" w:cs="Segoe UI"/>
-          <w:color w:val="1A1A1A"/>
-          <w:sz w:val="23"/>
-          <w:szCs w:val="23"/>
-          <w:lang w:eastAsia="ru-RU"/>
-        </w:rPr>
-        <w:br/>
-      </w:r>
-      <w:r>
-        <w:rPr>
-          <w:rFonts w:ascii="Arial" w:eastAsia="Times New Roman" w:hAnsi="Arial" w:cs="Arial"/>
-          <w:color w:val="1A1A1A"/>
-          <w:sz w:val="23"/>
-          <w:szCs w:val="23"/>
-          <w:lang w:eastAsia="ru-RU"/>
-        </w:rPr>
-        <w:t>│</w:t>
-      </w:r>
-      <w:r>
-        <w:rPr>
-          <w:rFonts w:ascii="Segoe UI" w:eastAsia="Times New Roman" w:hAnsi="Segoe UI" w:cs="Segoe UI"/>
-          <w:color w:val="1A1A1A"/>
-          <w:sz w:val="23"/>
-          <w:szCs w:val="23"/>
-          <w:lang w:eastAsia="ru-RU"/>
-        </w:rPr>
-        <w:t xml:space="preserve"> </w:t>
-      </w:r>
-      <w:r>
-        <w:rPr>
-          <w:rFonts w:ascii="Arial" w:eastAsia="Times New Roman" w:hAnsi="Arial" w:cs="Arial"/>
-          <w:color w:val="1A1A1A"/>
-          <w:sz w:val="23"/>
-          <w:szCs w:val="23"/>
-          <w:lang w:eastAsia="ru-RU"/>
-        </w:rPr>
-        <w:t>├──</w:t>
-      </w:r>
-      <w:r>
-        <w:rPr>
-          <w:rFonts w:ascii="Segoe UI" w:eastAsia="Times New Roman" w:hAnsi="Segoe UI" w:cs="Segoe UI"/>
-          <w:color w:val="1A1A1A"/>
-          <w:sz w:val="23"/>
-          <w:szCs w:val="23"/>
-          <w:lang w:eastAsia="ru-RU"/>
-        </w:rPr>
-        <w:t xml:space="preserve"> object_usecase.py</w:t>
-      </w:r>
-      <w:r>
-        <w:rPr>
-          <w:rFonts w:ascii="Segoe UI" w:eastAsia="Times New Roman" w:hAnsi="Segoe UI" w:cs="Segoe UI"/>
-          <w:color w:val="1A1A1A"/>
-          <w:sz w:val="23"/>
-          <w:szCs w:val="23"/>
-          <w:lang w:eastAsia="ru-RU"/>
-        </w:rPr>
-        <w:br/>
-      </w:r>
-      <w:r>
-        <w:rPr>
-          <w:rFonts w:ascii="Arial" w:eastAsia="Times New Roman" w:hAnsi="Arial" w:cs="Arial"/>
-          <w:color w:val="1A1A1A"/>
-          <w:sz w:val="23"/>
-          <w:szCs w:val="23"/>
-          <w:lang w:eastAsia="ru-RU"/>
-        </w:rPr>
-        <w:t>│</w:t>
-      </w:r>
-      <w:r>
-        <w:rPr>
-          <w:rFonts w:ascii="Segoe UI" w:eastAsia="Times New Roman" w:hAnsi="Segoe UI" w:cs="Segoe UI"/>
-          <w:color w:val="1A1A1A"/>
-          <w:sz w:val="23"/>
-          <w:szCs w:val="23"/>
-          <w:lang w:eastAsia="ru-RU"/>
-        </w:rPr>
-        <w:t xml:space="preserve"> </w:t>
-      </w:r>
-      <w:r>
-        <w:rPr>
-          <w:rFonts w:ascii="Arial" w:eastAsia="Times New Roman" w:hAnsi="Arial" w:cs="Arial"/>
-          <w:color w:val="1A1A1A"/>
-          <w:sz w:val="23"/>
-          <w:szCs w:val="23"/>
-          <w:lang w:eastAsia="ru-RU"/>
-        </w:rPr>
-        <w:t>├──</w:t>
-      </w:r>
-      <w:r>
-        <w:rPr>
-          <w:rFonts w:ascii="Segoe UI" w:eastAsia="Times New Roman" w:hAnsi="Segoe UI" w:cs="Segoe UI"/>
-          <w:color w:val="1A1A1A"/>
-          <w:sz w:val="23"/>
-          <w:szCs w:val="23"/>
-          <w:lang w:eastAsia="ru-RU"/>
-        </w:rPr>
-        <w:t xml:space="preserve"> object_system_usecase.py</w:t>
-      </w:r>
-      <w:r>
-        <w:rPr>
-          <w:rFonts w:ascii="Segoe UI" w:eastAsia="Times New Roman" w:hAnsi="Segoe UI" w:cs="Segoe UI"/>
-          <w:color w:val="1A1A1A"/>
-          <w:sz w:val="23"/>
-          <w:szCs w:val="23"/>
-          <w:lang w:eastAsia="ru-RU"/>
-        </w:rPr>
-        <w:br/>
-      </w:r>
-      <w:r>
-        <w:rPr>
-          <w:rFonts w:ascii="Arial" w:eastAsia="Times New Roman" w:hAnsi="Arial" w:cs="Arial"/>
-          <w:color w:val="1A1A1A"/>
-          <w:sz w:val="23"/>
-          <w:szCs w:val="23"/>
-          <w:lang w:eastAsia="ru-RU"/>
-        </w:rPr>
-        <w:t>│</w:t>
-      </w:r>
-      <w:r>
-        <w:rPr>
-          <w:rFonts w:ascii="Segoe UI" w:eastAsia="Times New Roman" w:hAnsi="Segoe UI" w:cs="Segoe UI"/>
-          <w:color w:val="1A1A1A"/>
-          <w:sz w:val="23"/>
-          <w:szCs w:val="23"/>
-          <w:lang w:eastAsia="ru-RU"/>
-        </w:rPr>
-        <w:t xml:space="preserve"> </w:t>
-      </w:r>
-      <w:r>
-        <w:rPr>
-          <w:rFonts w:ascii="Arial" w:eastAsia="Times New Roman" w:hAnsi="Arial" w:cs="Arial"/>
-          <w:color w:val="1A1A1A"/>
-          <w:sz w:val="23"/>
-          <w:szCs w:val="23"/>
-          <w:lang w:eastAsia="ru-RU"/>
-        </w:rPr>
-        <w:t>└──</w:t>
-      </w:r>
-      <w:r>
-        <w:rPr>
-          <w:rFonts w:ascii="Segoe UI" w:eastAsia="Times New Roman" w:hAnsi="Segoe UI" w:cs="Segoe UI"/>
-          <w:color w:val="1A1A1A"/>
-          <w:sz w:val="23"/>
-          <w:szCs w:val="23"/>
-          <w:lang w:eastAsia="ru-RU"/>
-        </w:rPr>
-        <w:t xml:space="preserve"> validators.py</w:t>
-      </w:r>
-      <w:r>
-        <w:rPr>
-          <w:rFonts w:ascii="Segoe UI" w:eastAsia="Times New Roman" w:hAnsi="Segoe UI" w:cs="Segoe UI"/>
-          <w:color w:val="1A1A1A"/>
-          <w:sz w:val="23"/>
-          <w:szCs w:val="23"/>
-          <w:lang w:eastAsia="ru-RU"/>
-        </w:rPr>
-        <w:br/>
-      </w:r>
-      <w:r>
-        <w:rPr>
-          <w:rFonts w:ascii="Arial" w:eastAsia="Times New Roman" w:hAnsi="Arial" w:cs="Arial"/>
-          <w:color w:val="1A1A1A"/>
-          <w:sz w:val="23"/>
-          <w:szCs w:val="23"/>
-          <w:lang w:eastAsia="ru-RU"/>
-        </w:rPr>
-        <w:t>├──</w:t>
-      </w:r>
-      <w:r>
-        <w:rPr>
-          <w:rFonts w:ascii="Segoe UI" w:eastAsia="Times New Roman" w:hAnsi="Segoe UI" w:cs="Segoe UI"/>
-          <w:color w:val="1A1A1A"/>
-          <w:sz w:val="23"/>
-          <w:szCs w:val="23"/>
-          <w:lang w:eastAsia="ru-RU"/>
-        </w:rPr>
-        <w:t xml:space="preserve"> </w:t>
-      </w:r>
-      <w:proofErr w:type="spellStart"/>
-      <w:r>
-        <w:rPr>
-          <w:rFonts w:ascii="Segoe UI" w:eastAsia="Times New Roman" w:hAnsi="Segoe UI" w:cs="Segoe UI"/>
-          <w:color w:val="1A1A1A"/>
-          <w:sz w:val="23"/>
-          <w:szCs w:val="23"/>
-          <w:lang w:eastAsia="ru-RU"/>
-        </w:rPr>
-        <w:t>repositories</w:t>
-      </w:r>
-      <w:proofErr w:type="spellEnd"/>
-      <w:r>
-        <w:rPr>
-          <w:rFonts w:ascii="Segoe UI" w:eastAsia="Times New Roman" w:hAnsi="Segoe UI" w:cs="Segoe UI"/>
-          <w:color w:val="1A1A1A"/>
-          <w:sz w:val="23"/>
-          <w:szCs w:val="23"/>
-          <w:lang w:eastAsia="ru-RU"/>
-        </w:rPr>
-        <w:t>/ - доступ к данным</w:t>
-      </w:r>
-      <w:r>
-        <w:rPr>
-          <w:rFonts w:ascii="Segoe UI" w:eastAsia="Times New Roman" w:hAnsi="Segoe UI" w:cs="Segoe UI"/>
-          <w:color w:val="1A1A1A"/>
-          <w:sz w:val="23"/>
-          <w:szCs w:val="23"/>
-          <w:lang w:eastAsia="ru-RU"/>
-        </w:rPr>
-        <w:br/>
-      </w:r>
-      <w:r>
-        <w:rPr>
-          <w:rFonts w:ascii="Arial" w:eastAsia="Times New Roman" w:hAnsi="Arial" w:cs="Arial"/>
-          <w:color w:val="1A1A1A"/>
-          <w:sz w:val="23"/>
-          <w:szCs w:val="23"/>
-          <w:lang w:eastAsia="ru-RU"/>
-        </w:rPr>
-        <w:t>├──</w:t>
-      </w:r>
-      <w:r>
-        <w:rPr>
-          <w:rFonts w:ascii="Segoe UI" w:eastAsia="Times New Roman" w:hAnsi="Segoe UI" w:cs="Segoe UI"/>
-          <w:color w:val="1A1A1A"/>
-          <w:sz w:val="23"/>
-          <w:szCs w:val="23"/>
-          <w:lang w:eastAsia="ru-RU"/>
-        </w:rPr>
-        <w:t xml:space="preserve"> </w:t>
-      </w:r>
-      <w:proofErr w:type="spellStart"/>
-      <w:r>
-        <w:rPr>
-          <w:rFonts w:ascii="Segoe UI" w:eastAsia="Times New Roman" w:hAnsi="Segoe UI" w:cs="Segoe UI"/>
-          <w:color w:val="1A1A1A"/>
-          <w:sz w:val="23"/>
-          <w:szCs w:val="23"/>
-          <w:lang w:eastAsia="ru-RU"/>
-        </w:rPr>
-        <w:t>templates</w:t>
-      </w:r>
-      <w:proofErr w:type="spellEnd"/>
-      <w:r>
-        <w:rPr>
-          <w:rFonts w:ascii="Segoe UI" w:eastAsia="Times New Roman" w:hAnsi="Segoe UI" w:cs="Segoe UI"/>
-          <w:color w:val="1A1A1A"/>
-          <w:sz w:val="23"/>
-          <w:szCs w:val="23"/>
-          <w:lang w:eastAsia="ru-RU"/>
-        </w:rPr>
-        <w:t>/</w:t>
-      </w:r>
-      <w:proofErr w:type="spellStart"/>
-      <w:r>
-        <w:rPr>
-          <w:rFonts w:ascii="Segoe UI" w:eastAsia="Times New Roman" w:hAnsi="Segoe UI" w:cs="Segoe UI"/>
-          <w:color w:val="1A1A1A"/>
-          <w:sz w:val="23"/>
-          <w:szCs w:val="23"/>
-          <w:lang w:eastAsia="ru-RU"/>
-        </w:rPr>
-        <w:t>objects</w:t>
-      </w:r>
-      <w:proofErr w:type="spellEnd"/>
-      <w:r>
-        <w:rPr>
-          <w:rFonts w:ascii="Segoe UI" w:eastAsia="Times New Roman" w:hAnsi="Segoe UI" w:cs="Segoe UI"/>
-          <w:color w:val="1A1A1A"/>
-          <w:sz w:val="23"/>
-          <w:szCs w:val="23"/>
-          <w:lang w:eastAsia="ru-RU"/>
-        </w:rPr>
-        <w:t>/ - HTML-шаблоны</w:t>
-      </w:r>
-      <w:r>
-        <w:rPr>
-          <w:rFonts w:ascii="Segoe UI" w:eastAsia="Times New Roman" w:hAnsi="Segoe UI" w:cs="Segoe UI"/>
-          <w:color w:val="1A1A1A"/>
-          <w:sz w:val="23"/>
-          <w:szCs w:val="23"/>
-          <w:lang w:eastAsia="ru-RU"/>
-        </w:rPr>
-        <w:br/>
-      </w:r>
-      <w:r>
-        <w:rPr>
-          <w:rFonts w:ascii="Arial" w:eastAsia="Times New Roman" w:hAnsi="Arial" w:cs="Arial"/>
-          <w:color w:val="1A1A1A"/>
-          <w:sz w:val="23"/>
-          <w:szCs w:val="23"/>
-          <w:lang w:eastAsia="ru-RU"/>
-        </w:rPr>
-        <w:t>├──</w:t>
-      </w:r>
-      <w:r>
-        <w:rPr>
-          <w:rFonts w:ascii="Segoe UI" w:eastAsia="Times New Roman" w:hAnsi="Segoe UI" w:cs="Segoe UI"/>
-          <w:color w:val="1A1A1A"/>
-          <w:sz w:val="23"/>
-          <w:szCs w:val="23"/>
-          <w:lang w:eastAsia="ru-RU"/>
-        </w:rPr>
-        <w:t xml:space="preserve"> </w:t>
-      </w:r>
-      <w:proofErr w:type="spellStart"/>
-      <w:r>
-        <w:rPr>
-          <w:rFonts w:ascii="Segoe UI" w:eastAsia="Times New Roman" w:hAnsi="Segoe UI" w:cs="Segoe UI"/>
-          <w:color w:val="1A1A1A"/>
-          <w:sz w:val="23"/>
-          <w:szCs w:val="23"/>
-          <w:lang w:eastAsia="ru-RU"/>
-        </w:rPr>
-        <w:t>migrations</w:t>
-      </w:r>
-      <w:proofErr w:type="spellEnd"/>
-      <w:r>
-        <w:rPr>
-          <w:rFonts w:ascii="Segoe UI" w:eastAsia="Times New Roman" w:hAnsi="Segoe UI" w:cs="Segoe UI"/>
-          <w:color w:val="1A1A1A"/>
-          <w:sz w:val="23"/>
-          <w:szCs w:val="23"/>
-          <w:lang w:eastAsia="ru-RU"/>
-        </w:rPr>
-        <w:t>/ - миграции схемы БД</w:t>
-      </w:r>
-      <w:r>
-        <w:rPr>
-          <w:rFonts w:ascii="Segoe UI" w:eastAsia="Times New Roman" w:hAnsi="Segoe UI" w:cs="Segoe UI"/>
-          <w:color w:val="1A1A1A"/>
-          <w:sz w:val="23"/>
-          <w:szCs w:val="23"/>
-          <w:lang w:eastAsia="ru-RU"/>
-        </w:rPr>
-        <w:br/>
-      </w:r>
-      <w:r>
-        <w:rPr>
-          <w:rFonts w:ascii="Arial" w:eastAsia="Times New Roman" w:hAnsi="Arial" w:cs="Arial"/>
-          <w:color w:val="1A1A1A"/>
-          <w:sz w:val="23"/>
-          <w:szCs w:val="23"/>
-          <w:lang w:eastAsia="ru-RU"/>
-        </w:rPr>
-        <w:t>└──</w:t>
-      </w:r>
-      <w:r>
-        <w:rPr>
-          <w:rFonts w:ascii="Segoe UI" w:eastAsia="Times New Roman" w:hAnsi="Segoe UI" w:cs="Segoe UI"/>
-          <w:color w:val="1A1A1A"/>
-          <w:sz w:val="23"/>
-          <w:szCs w:val="23"/>
-          <w:lang w:eastAsia="ru-RU"/>
-        </w:rPr>
-        <w:t xml:space="preserve"> </w:t>
-      </w:r>
-      <w:proofErr w:type="spellStart"/>
-      <w:r>
-        <w:rPr>
-          <w:rFonts w:ascii="Segoe UI" w:eastAsia="Times New Roman" w:hAnsi="Segoe UI" w:cs="Segoe UI"/>
-          <w:color w:val="1A1A1A"/>
-          <w:sz w:val="23"/>
-          <w:szCs w:val="23"/>
-          <w:lang w:eastAsia="ru-RU"/>
-        </w:rPr>
-        <w:t>tests</w:t>
-      </w:r>
-      <w:proofErr w:type="spellEnd"/>
-      <w:r>
-        <w:rPr>
-          <w:rFonts w:ascii="Segoe UI" w:eastAsia="Times New Roman" w:hAnsi="Segoe UI" w:cs="Segoe UI"/>
-          <w:color w:val="1A1A1A"/>
-          <w:sz w:val="23"/>
-          <w:szCs w:val="23"/>
-          <w:lang w:eastAsia="ru-RU"/>
-        </w:rPr>
-        <w:t>/ - тесты</w:t>
+        <w:t>ов</w:t>
       </w:r>
     </w:p>
     <w:p>
@@ -6247,7 +4106,6 @@
                 <w:szCs w:val="23"/>
                 <w:lang w:eastAsia="ru-RU"/>
               </w:rPr>
-              <w:lastRenderedPageBreak/>
               <w:t>objects</w:t>
             </w:r>
             <w:proofErr w:type="spellEnd"/>
@@ -6402,6 +4260,7 @@
                 <w:szCs w:val="23"/>
                 <w:lang w:eastAsia="ru-RU"/>
               </w:rPr>
+              <w:lastRenderedPageBreak/>
               <w:t>system</w:t>
             </w:r>
             <w:proofErr w:type="spellEnd"/>
@@ -6728,581 +4587,64 @@
         </w:rPr>
         <w:t>4.1. Ключевые связи между доменами</w:t>
       </w:r>
-    </w:p>
-    <w:p>
-      <w:pPr>
-        <w:shd w:val="clear" w:color="auto" w:fill="FFFFFF"/>
-        <w:spacing w:before="100" w:beforeAutospacing="1" w:after="100" w:afterAutospacing="1" w:line="240" w:lineRule="auto"/>
-        <w:rPr>
-          <w:rFonts w:ascii="Segoe UI" w:eastAsia="Times New Roman" w:hAnsi="Segoe UI" w:cs="Segoe UI"/>
-          <w:color w:val="1A1A1A"/>
-          <w:sz w:val="23"/>
-          <w:szCs w:val="23"/>
-          <w:lang w:eastAsia="ru-RU"/>
-        </w:rPr>
-      </w:pPr>
-      <w:proofErr w:type="spellStart"/>
-      <w:r>
-        <w:rPr>
-          <w:rFonts w:ascii="Segoe UI" w:eastAsia="Times New Roman" w:hAnsi="Segoe UI" w:cs="Segoe UI"/>
-          <w:color w:val="1A1A1A"/>
-          <w:sz w:val="23"/>
-          <w:szCs w:val="23"/>
-          <w:lang w:eastAsia="ru-RU"/>
-        </w:rPr>
-        <w:t>Object</w:t>
-      </w:r>
-      <w:proofErr w:type="spellEnd"/>
-      <w:r>
-        <w:rPr>
-          <w:rFonts w:ascii="Segoe UI" w:eastAsia="Times New Roman" w:hAnsi="Segoe UI" w:cs="Segoe UI"/>
-          <w:color w:val="1A1A1A"/>
-          <w:sz w:val="23"/>
-          <w:szCs w:val="23"/>
-          <w:lang w:eastAsia="ru-RU"/>
-        </w:rPr>
-        <w:t xml:space="preserve"> </w:t>
-      </w:r>
-      <w:r>
-        <w:rPr>
-          <w:rFonts w:ascii="Arial" w:eastAsia="Times New Roman" w:hAnsi="Arial" w:cs="Arial"/>
-          <w:color w:val="1A1A1A"/>
-          <w:sz w:val="23"/>
-          <w:szCs w:val="23"/>
-          <w:lang w:eastAsia="ru-RU"/>
-        </w:rPr>
-        <w:t>──</w:t>
-      </w:r>
-      <w:r>
-        <w:rPr>
-          <w:rFonts w:ascii="Segoe UI" w:eastAsia="Times New Roman" w:hAnsi="Segoe UI" w:cs="Segoe UI"/>
-          <w:color w:val="1A1A1A"/>
-          <w:sz w:val="23"/>
-          <w:szCs w:val="23"/>
-          <w:lang w:eastAsia="ru-RU"/>
-        </w:rPr>
-        <w:t>(</w:t>
-      </w:r>
-      <w:proofErr w:type="spellStart"/>
-      <w:r>
-        <w:rPr>
-          <w:rFonts w:ascii="Segoe UI" w:eastAsia="Times New Roman" w:hAnsi="Segoe UI" w:cs="Segoe UI"/>
-          <w:color w:val="1A1A1A"/>
-          <w:sz w:val="23"/>
-          <w:szCs w:val="23"/>
-          <w:lang w:eastAsia="ru-RU"/>
-        </w:rPr>
-        <w:t>ObjectSystem</w:t>
-      </w:r>
-      <w:proofErr w:type="spellEnd"/>
-      <w:r>
-        <w:rPr>
-          <w:rFonts w:ascii="Segoe UI" w:eastAsia="Times New Roman" w:hAnsi="Segoe UI" w:cs="Segoe UI"/>
-          <w:color w:val="1A1A1A"/>
-          <w:sz w:val="23"/>
-          <w:szCs w:val="23"/>
-          <w:lang w:eastAsia="ru-RU"/>
-        </w:rPr>
-        <w:t>)</w:t>
-      </w:r>
-      <w:r>
-        <w:rPr>
-          <w:rFonts w:ascii="Arial" w:eastAsia="Times New Roman" w:hAnsi="Arial" w:cs="Arial"/>
-          <w:color w:val="1A1A1A"/>
-          <w:sz w:val="23"/>
-          <w:szCs w:val="23"/>
-          <w:lang w:eastAsia="ru-RU"/>
-        </w:rPr>
-        <w:t>──</w:t>
-      </w:r>
-      <w:r>
-        <w:rPr>
-          <w:rFonts w:ascii="Segoe UI" w:eastAsia="Times New Roman" w:hAnsi="Segoe UI" w:cs="Segoe UI"/>
-          <w:color w:val="1A1A1A"/>
-          <w:sz w:val="23"/>
-          <w:szCs w:val="23"/>
-          <w:lang w:eastAsia="ru-RU"/>
-        </w:rPr>
-        <w:t xml:space="preserve"> </w:t>
-      </w:r>
-      <w:proofErr w:type="spellStart"/>
-      <w:r>
-        <w:rPr>
-          <w:rFonts w:ascii="Segoe UI" w:eastAsia="Times New Roman" w:hAnsi="Segoe UI" w:cs="Segoe UI"/>
-          <w:color w:val="1A1A1A"/>
-          <w:sz w:val="23"/>
-          <w:szCs w:val="23"/>
-          <w:lang w:eastAsia="ru-RU"/>
-        </w:rPr>
-        <w:t>AutomationSystem</w:t>
-      </w:r>
-      <w:proofErr w:type="spellEnd"/>
-      <w:r>
-        <w:rPr>
-          <w:rFonts w:ascii="Segoe UI" w:eastAsia="Times New Roman" w:hAnsi="Segoe UI" w:cs="Segoe UI"/>
-          <w:color w:val="1A1A1A"/>
-          <w:sz w:val="23"/>
-          <w:szCs w:val="23"/>
-          <w:lang w:eastAsia="ru-RU"/>
-        </w:rPr>
-        <w:t xml:space="preserve"> </w:t>
-      </w:r>
-      <w:r>
-        <w:rPr>
-          <w:rFonts w:ascii="Arial" w:eastAsia="Times New Roman" w:hAnsi="Arial" w:cs="Arial"/>
-          <w:color w:val="1A1A1A"/>
-          <w:sz w:val="23"/>
-          <w:szCs w:val="23"/>
-          <w:lang w:eastAsia="ru-RU"/>
-        </w:rPr>
-        <w:t>──</w:t>
-      </w:r>
-      <w:r>
-        <w:rPr>
-          <w:rFonts w:ascii="Segoe UI Emoji" w:eastAsia="Times New Roman" w:hAnsi="Segoe UI Emoji" w:cs="Segoe UI Emoji"/>
-          <w:color w:val="1A1A1A"/>
-          <w:sz w:val="23"/>
-          <w:szCs w:val="23"/>
-          <w:lang w:eastAsia="ru-RU"/>
-        </w:rPr>
-        <w:t>▶</w:t>
-      </w:r>
-      <w:r>
-        <w:rPr>
-          <w:rFonts w:ascii="Segoe UI" w:eastAsia="Times New Roman" w:hAnsi="Segoe UI" w:cs="Segoe UI"/>
-          <w:color w:val="1A1A1A"/>
-          <w:sz w:val="23"/>
-          <w:szCs w:val="23"/>
-          <w:lang w:eastAsia="ru-RU"/>
-        </w:rPr>
-        <w:t xml:space="preserve"> </w:t>
-      </w:r>
-      <w:proofErr w:type="spellStart"/>
-      <w:r>
-        <w:rPr>
-          <w:rFonts w:ascii="Segoe UI" w:eastAsia="Times New Roman" w:hAnsi="Segoe UI" w:cs="Segoe UI"/>
-          <w:color w:val="1A1A1A"/>
-          <w:sz w:val="23"/>
-          <w:szCs w:val="23"/>
-          <w:lang w:eastAsia="ru-RU"/>
-        </w:rPr>
-        <w:t>VendorProduct</w:t>
-      </w:r>
-      <w:proofErr w:type="spellEnd"/>
-      <w:r>
-        <w:rPr>
-          <w:rFonts w:ascii="Segoe UI" w:eastAsia="Times New Roman" w:hAnsi="Segoe UI" w:cs="Segoe UI"/>
-          <w:color w:val="1A1A1A"/>
-          <w:sz w:val="23"/>
-          <w:szCs w:val="23"/>
-          <w:lang w:eastAsia="ru-RU"/>
-        </w:rPr>
-        <w:t xml:space="preserve"> </w:t>
-      </w:r>
-      <w:r>
-        <w:rPr>
-          <w:rFonts w:ascii="Arial" w:eastAsia="Times New Roman" w:hAnsi="Arial" w:cs="Arial"/>
-          <w:color w:val="1A1A1A"/>
-          <w:sz w:val="23"/>
-          <w:szCs w:val="23"/>
-          <w:lang w:eastAsia="ru-RU"/>
-        </w:rPr>
-        <w:t>──</w:t>
-      </w:r>
-      <w:r>
-        <w:rPr>
-          <w:rFonts w:ascii="Segoe UI Emoji" w:eastAsia="Times New Roman" w:hAnsi="Segoe UI Emoji" w:cs="Segoe UI Emoji"/>
-          <w:color w:val="1A1A1A"/>
-          <w:sz w:val="23"/>
-          <w:szCs w:val="23"/>
-          <w:lang w:eastAsia="ru-RU"/>
-        </w:rPr>
-        <w:t>▶</w:t>
-      </w:r>
-      <w:r>
-        <w:rPr>
-          <w:rFonts w:ascii="Segoe UI" w:eastAsia="Times New Roman" w:hAnsi="Segoe UI" w:cs="Segoe UI"/>
-          <w:color w:val="1A1A1A"/>
-          <w:sz w:val="23"/>
-          <w:szCs w:val="23"/>
-          <w:lang w:eastAsia="ru-RU"/>
-        </w:rPr>
-        <w:t xml:space="preserve"> </w:t>
-      </w:r>
-      <w:proofErr w:type="spellStart"/>
-      <w:r>
-        <w:rPr>
-          <w:rFonts w:ascii="Segoe UI" w:eastAsia="Times New Roman" w:hAnsi="Segoe UI" w:cs="Segoe UI"/>
-          <w:color w:val="1A1A1A"/>
-          <w:sz w:val="23"/>
-          <w:szCs w:val="23"/>
-          <w:lang w:eastAsia="ru-RU"/>
-        </w:rPr>
-        <w:t>VendorProfile</w:t>
-      </w:r>
-      <w:proofErr w:type="spellEnd"/>
-      <w:r>
-        <w:rPr>
-          <w:rFonts w:ascii="Segoe UI" w:eastAsia="Times New Roman" w:hAnsi="Segoe UI" w:cs="Segoe UI"/>
-          <w:color w:val="1A1A1A"/>
-          <w:sz w:val="23"/>
-          <w:szCs w:val="23"/>
-          <w:lang w:eastAsia="ru-RU"/>
-        </w:rPr>
-        <w:t xml:space="preserve"> </w:t>
-      </w:r>
-      <w:r>
-        <w:rPr>
-          <w:rFonts w:ascii="Arial" w:eastAsia="Times New Roman" w:hAnsi="Arial" w:cs="Arial"/>
-          <w:color w:val="1A1A1A"/>
-          <w:sz w:val="23"/>
-          <w:szCs w:val="23"/>
-          <w:lang w:eastAsia="ru-RU"/>
-        </w:rPr>
-        <w:t>──</w:t>
-      </w:r>
-      <w:r>
-        <w:rPr>
-          <w:rFonts w:ascii="Segoe UI Emoji" w:eastAsia="Times New Roman" w:hAnsi="Segoe UI Emoji" w:cs="Segoe UI Emoji"/>
-          <w:color w:val="1A1A1A"/>
-          <w:sz w:val="23"/>
-          <w:szCs w:val="23"/>
-          <w:lang w:eastAsia="ru-RU"/>
-        </w:rPr>
-        <w:t>▶</w:t>
-      </w:r>
-      <w:r>
-        <w:rPr>
-          <w:rFonts w:ascii="Segoe UI" w:eastAsia="Times New Roman" w:hAnsi="Segoe UI" w:cs="Segoe UI"/>
-          <w:color w:val="1A1A1A"/>
-          <w:sz w:val="23"/>
-          <w:szCs w:val="23"/>
-          <w:lang w:eastAsia="ru-RU"/>
-        </w:rPr>
-        <w:t xml:space="preserve"> </w:t>
-      </w:r>
-      <w:proofErr w:type="spellStart"/>
-      <w:r>
-        <w:rPr>
-          <w:rFonts w:ascii="Segoe UI" w:eastAsia="Times New Roman" w:hAnsi="Segoe UI" w:cs="Segoe UI"/>
-          <w:color w:val="1A1A1A"/>
-          <w:sz w:val="23"/>
-          <w:szCs w:val="23"/>
-          <w:lang w:eastAsia="ru-RU"/>
-        </w:rPr>
-        <w:t>Entity</w:t>
-      </w:r>
-      <w:proofErr w:type="spellEnd"/>
-      <w:r>
-        <w:rPr>
-          <w:rFonts w:ascii="Segoe UI" w:eastAsia="Times New Roman" w:hAnsi="Segoe UI" w:cs="Segoe UI"/>
-          <w:color w:val="1A1A1A"/>
-          <w:sz w:val="23"/>
-          <w:szCs w:val="23"/>
-          <w:lang w:eastAsia="ru-RU"/>
-        </w:rPr>
-        <w:br/>
-      </w:r>
-      <w:r>
-        <w:rPr>
-          <w:rFonts w:ascii="Arial" w:eastAsia="Times New Roman" w:hAnsi="Arial" w:cs="Arial"/>
-          <w:color w:val="1A1A1A"/>
-          <w:sz w:val="23"/>
-          <w:szCs w:val="23"/>
-          <w:lang w:eastAsia="ru-RU"/>
-        </w:rPr>
-        <w:t>│</w:t>
-      </w:r>
-      <w:r>
-        <w:rPr>
-          <w:rFonts w:ascii="Segoe UI" w:eastAsia="Times New Roman" w:hAnsi="Segoe UI" w:cs="Segoe UI"/>
-          <w:color w:val="1A1A1A"/>
-          <w:sz w:val="23"/>
-          <w:szCs w:val="23"/>
-          <w:lang w:eastAsia="ru-RU"/>
-        </w:rPr>
-        <w:t xml:space="preserve"> </w:t>
-      </w:r>
-      <w:r>
-        <w:rPr>
-          <w:rFonts w:ascii="Arial" w:eastAsia="Times New Roman" w:hAnsi="Arial" w:cs="Arial"/>
-          <w:color w:val="1A1A1A"/>
-          <w:sz w:val="23"/>
-          <w:szCs w:val="23"/>
-          <w:lang w:eastAsia="ru-RU"/>
-        </w:rPr>
-        <w:t>│</w:t>
-      </w:r>
-      <w:r>
-        <w:rPr>
-          <w:rFonts w:ascii="Segoe UI" w:eastAsia="Times New Roman" w:hAnsi="Segoe UI" w:cs="Segoe UI"/>
-          <w:color w:val="1A1A1A"/>
-          <w:sz w:val="23"/>
-          <w:szCs w:val="23"/>
-          <w:lang w:eastAsia="ru-RU"/>
-        </w:rPr>
-        <w:br/>
-      </w:r>
-      <w:r>
-        <w:rPr>
-          <w:rFonts w:ascii="Arial" w:eastAsia="Times New Roman" w:hAnsi="Arial" w:cs="Arial"/>
-          <w:color w:val="1A1A1A"/>
-          <w:sz w:val="23"/>
-          <w:szCs w:val="23"/>
-          <w:lang w:eastAsia="ru-RU"/>
-        </w:rPr>
-        <w:t>│</w:t>
-      </w:r>
-      <w:r>
-        <w:rPr>
-          <w:rFonts w:ascii="Segoe UI" w:eastAsia="Times New Roman" w:hAnsi="Segoe UI" w:cs="Segoe UI"/>
-          <w:color w:val="1A1A1A"/>
-          <w:sz w:val="23"/>
-          <w:szCs w:val="23"/>
-          <w:lang w:eastAsia="ru-RU"/>
-        </w:rPr>
-        <w:t xml:space="preserve"> </w:t>
-      </w:r>
-      <w:r>
-        <w:rPr>
-          <w:rFonts w:ascii="Arial" w:eastAsia="Times New Roman" w:hAnsi="Arial" w:cs="Arial"/>
-          <w:color w:val="1A1A1A"/>
-          <w:sz w:val="23"/>
-          <w:szCs w:val="23"/>
-          <w:lang w:eastAsia="ru-RU"/>
-        </w:rPr>
-        <w:t>└──</w:t>
-      </w:r>
-      <w:r>
-        <w:rPr>
-          <w:rFonts w:ascii="Segoe UI Emoji" w:eastAsia="Times New Roman" w:hAnsi="Segoe UI Emoji" w:cs="Segoe UI Emoji"/>
-          <w:color w:val="1A1A1A"/>
-          <w:sz w:val="23"/>
-          <w:szCs w:val="23"/>
-          <w:lang w:eastAsia="ru-RU"/>
-        </w:rPr>
-        <w:t>▶</w:t>
-      </w:r>
-      <w:r>
-        <w:rPr>
-          <w:rFonts w:ascii="Segoe UI" w:eastAsia="Times New Roman" w:hAnsi="Segoe UI" w:cs="Segoe UI"/>
-          <w:color w:val="1A1A1A"/>
-          <w:sz w:val="23"/>
-          <w:szCs w:val="23"/>
-          <w:lang w:eastAsia="ru-RU"/>
-        </w:rPr>
-        <w:t xml:space="preserve"> </w:t>
-      </w:r>
-      <w:proofErr w:type="spellStart"/>
-      <w:r>
-        <w:rPr>
-          <w:rFonts w:ascii="Segoe UI" w:eastAsia="Times New Roman" w:hAnsi="Segoe UI" w:cs="Segoe UI"/>
-          <w:color w:val="1A1A1A"/>
-          <w:sz w:val="23"/>
-          <w:szCs w:val="23"/>
-          <w:lang w:eastAsia="ru-RU"/>
-        </w:rPr>
-        <w:t>AutomationClass</w:t>
-      </w:r>
-      <w:proofErr w:type="spellEnd"/>
-      <w:r>
-        <w:rPr>
-          <w:rFonts w:ascii="Segoe UI" w:eastAsia="Times New Roman" w:hAnsi="Segoe UI" w:cs="Segoe UI"/>
-          <w:color w:val="1A1A1A"/>
-          <w:sz w:val="23"/>
-          <w:szCs w:val="23"/>
-          <w:lang w:eastAsia="ru-RU"/>
-        </w:rPr>
-        <w:t xml:space="preserve"> (класс L0–L4, подсистемы)</w:t>
-      </w:r>
-      <w:r>
-        <w:rPr>
-          <w:rFonts w:ascii="Segoe UI" w:eastAsia="Times New Roman" w:hAnsi="Segoe UI" w:cs="Segoe UI"/>
-          <w:color w:val="1A1A1A"/>
-          <w:sz w:val="23"/>
-          <w:szCs w:val="23"/>
-          <w:lang w:eastAsia="ru-RU"/>
-        </w:rPr>
-        <w:br/>
-      </w:r>
-      <w:r>
-        <w:rPr>
-          <w:rFonts w:ascii="Arial" w:eastAsia="Times New Roman" w:hAnsi="Arial" w:cs="Arial"/>
-          <w:color w:val="1A1A1A"/>
-          <w:sz w:val="23"/>
-          <w:szCs w:val="23"/>
-          <w:lang w:eastAsia="ru-RU"/>
-        </w:rPr>
-        <w:t>├──</w:t>
-      </w:r>
-      <w:r>
-        <w:rPr>
-          <w:rFonts w:ascii="Segoe UI Emoji" w:eastAsia="Times New Roman" w:hAnsi="Segoe UI Emoji" w:cs="Segoe UI Emoji"/>
-          <w:color w:val="1A1A1A"/>
-          <w:sz w:val="23"/>
-          <w:szCs w:val="23"/>
-          <w:lang w:eastAsia="ru-RU"/>
-        </w:rPr>
-        <w:t>▶</w:t>
-      </w:r>
-      <w:r>
-        <w:rPr>
-          <w:rFonts w:ascii="Segoe UI" w:eastAsia="Times New Roman" w:hAnsi="Segoe UI" w:cs="Segoe UI"/>
-          <w:color w:val="1A1A1A"/>
-          <w:sz w:val="23"/>
-          <w:szCs w:val="23"/>
-          <w:lang w:eastAsia="ru-RU"/>
-        </w:rPr>
-        <w:t xml:space="preserve"> </w:t>
-      </w:r>
-      <w:proofErr w:type="spellStart"/>
-      <w:r>
-        <w:rPr>
-          <w:rFonts w:ascii="Segoe UI" w:eastAsia="Times New Roman" w:hAnsi="Segoe UI" w:cs="Segoe UI"/>
-          <w:color w:val="1A1A1A"/>
-          <w:sz w:val="23"/>
-          <w:szCs w:val="23"/>
-          <w:lang w:eastAsia="ru-RU"/>
-        </w:rPr>
-        <w:t>Category</w:t>
-      </w:r>
-      <w:proofErr w:type="spellEnd"/>
-      <w:r>
-        <w:rPr>
-          <w:rFonts w:ascii="Segoe UI" w:eastAsia="Times New Roman" w:hAnsi="Segoe UI" w:cs="Segoe UI"/>
-          <w:color w:val="1A1A1A"/>
-          <w:sz w:val="23"/>
-          <w:szCs w:val="23"/>
-          <w:lang w:eastAsia="ru-RU"/>
-        </w:rPr>
-        <w:t xml:space="preserve"> </w:t>
-      </w:r>
-      <w:proofErr w:type="spellStart"/>
-      <w:r>
-        <w:rPr>
-          <w:rFonts w:ascii="Segoe UI" w:eastAsia="Times New Roman" w:hAnsi="Segoe UI" w:cs="Segoe UI"/>
-          <w:color w:val="1A1A1A"/>
-          <w:sz w:val="23"/>
-          <w:szCs w:val="23"/>
-          <w:lang w:eastAsia="ru-RU"/>
-        </w:rPr>
-        <w:t>ObjectSystem.implementor</w:t>
-      </w:r>
-      <w:proofErr w:type="spellEnd"/>
-      <w:r>
-        <w:rPr>
-          <w:rFonts w:ascii="Segoe UI" w:eastAsia="Times New Roman" w:hAnsi="Segoe UI" w:cs="Segoe UI"/>
-          <w:color w:val="1A1A1A"/>
-          <w:sz w:val="23"/>
-          <w:szCs w:val="23"/>
-          <w:lang w:eastAsia="ru-RU"/>
-        </w:rPr>
-        <w:t xml:space="preserve"> </w:t>
-      </w:r>
-      <w:r>
-        <w:rPr>
-          <w:rFonts w:ascii="Arial" w:eastAsia="Times New Roman" w:hAnsi="Arial" w:cs="Arial"/>
-          <w:color w:val="1A1A1A"/>
-          <w:sz w:val="23"/>
-          <w:szCs w:val="23"/>
-          <w:lang w:eastAsia="ru-RU"/>
-        </w:rPr>
-        <w:t>──</w:t>
-      </w:r>
-      <w:r>
-        <w:rPr>
-          <w:rFonts w:ascii="Segoe UI Emoji" w:eastAsia="Times New Roman" w:hAnsi="Segoe UI Emoji" w:cs="Segoe UI Emoji"/>
-          <w:color w:val="1A1A1A"/>
-          <w:sz w:val="23"/>
-          <w:szCs w:val="23"/>
-          <w:lang w:eastAsia="ru-RU"/>
-        </w:rPr>
-        <w:t>▶</w:t>
-      </w:r>
-      <w:r>
-        <w:rPr>
-          <w:rFonts w:ascii="Segoe UI" w:eastAsia="Times New Roman" w:hAnsi="Segoe UI" w:cs="Segoe UI"/>
-          <w:color w:val="1A1A1A"/>
-          <w:sz w:val="23"/>
-          <w:szCs w:val="23"/>
-          <w:lang w:eastAsia="ru-RU"/>
-        </w:rPr>
-        <w:t xml:space="preserve"> </w:t>
-      </w:r>
-      <w:proofErr w:type="spellStart"/>
-      <w:r>
-        <w:rPr>
-          <w:rFonts w:ascii="Segoe UI" w:eastAsia="Times New Roman" w:hAnsi="Segoe UI" w:cs="Segoe UI"/>
-          <w:color w:val="1A1A1A"/>
-          <w:sz w:val="23"/>
-          <w:szCs w:val="23"/>
-          <w:lang w:eastAsia="ru-RU"/>
-        </w:rPr>
-        <w:t>Entity</w:t>
-      </w:r>
-      <w:proofErr w:type="spellEnd"/>
-      <w:r>
-        <w:rPr>
-          <w:rFonts w:ascii="Segoe UI" w:eastAsia="Times New Roman" w:hAnsi="Segoe UI" w:cs="Segoe UI"/>
-          <w:color w:val="1A1A1A"/>
-          <w:sz w:val="23"/>
-          <w:szCs w:val="23"/>
-          <w:lang w:eastAsia="ru-RU"/>
-        </w:rPr>
-        <w:t xml:space="preserve"> (исполнитель)</w:t>
-      </w:r>
-      <w:r>
-        <w:rPr>
-          <w:rFonts w:ascii="Segoe UI" w:eastAsia="Times New Roman" w:hAnsi="Segoe UI" w:cs="Segoe UI"/>
-          <w:color w:val="1A1A1A"/>
-          <w:sz w:val="23"/>
-          <w:szCs w:val="23"/>
-          <w:lang w:eastAsia="ru-RU"/>
-        </w:rPr>
-        <w:br/>
-      </w:r>
-      <w:r>
-        <w:rPr>
-          <w:rFonts w:ascii="Arial" w:eastAsia="Times New Roman" w:hAnsi="Arial" w:cs="Arial"/>
-          <w:color w:val="1A1A1A"/>
-          <w:sz w:val="23"/>
-          <w:szCs w:val="23"/>
-          <w:lang w:eastAsia="ru-RU"/>
-        </w:rPr>
-        <w:t>└──</w:t>
-      </w:r>
-      <w:r>
-        <w:rPr>
-          <w:rFonts w:ascii="Segoe UI Emoji" w:eastAsia="Times New Roman" w:hAnsi="Segoe UI Emoji" w:cs="Segoe UI Emoji"/>
-          <w:color w:val="1A1A1A"/>
-          <w:sz w:val="23"/>
-          <w:szCs w:val="23"/>
-          <w:lang w:eastAsia="ru-RU"/>
-        </w:rPr>
-        <w:t>▶</w:t>
-      </w:r>
-      <w:r>
-        <w:rPr>
-          <w:rFonts w:ascii="Segoe UI" w:eastAsia="Times New Roman" w:hAnsi="Segoe UI" w:cs="Segoe UI"/>
-          <w:color w:val="1A1A1A"/>
-          <w:sz w:val="23"/>
-          <w:szCs w:val="23"/>
-          <w:lang w:eastAsia="ru-RU"/>
-        </w:rPr>
-        <w:t xml:space="preserve"> </w:t>
-      </w:r>
-      <w:proofErr w:type="spellStart"/>
-      <w:r>
-        <w:rPr>
-          <w:rFonts w:ascii="Segoe UI" w:eastAsia="Times New Roman" w:hAnsi="Segoe UI" w:cs="Segoe UI"/>
-          <w:color w:val="1A1A1A"/>
-          <w:sz w:val="23"/>
-          <w:szCs w:val="23"/>
-          <w:lang w:eastAsia="ru-RU"/>
-        </w:rPr>
-        <w:t>OwnerEntity</w:t>
-      </w:r>
-      <w:proofErr w:type="spellEnd"/>
+      <w:r>
+        <w:rPr>
+          <w:rFonts w:ascii="Segoe UI" w:eastAsia="Times New Roman" w:hAnsi="Segoe UI" w:cs="Segoe UI"/>
+          <w:noProof/>
+          <w:color w:val="1A1A1A"/>
+          <w:sz w:val="23"/>
+          <w:szCs w:val="23"/>
+          <w:lang w:eastAsia="ru-RU"/>
+        </w:rPr>
+        <w:drawing>
+          <wp:inline distT="0" distB="0" distL="0" distR="0" wp14:anchorId="3C053311" wp14:editId="326DDCC0">
+            <wp:extent cx="6172200" cy="2218744"/>
+            <wp:effectExtent l="0" t="0" r="0" b="0"/>
+            <wp:docPr id="3" name="Рисунок 3"/>
+            <wp:cNvGraphicFramePr>
+              <a:graphicFrameLocks xmlns:a="http://schemas.openxmlformats.org/drawingml/2006/main" noChangeAspect="1"/>
+            </wp:cNvGraphicFramePr>
+            <a:graphic xmlns:a="http://schemas.openxmlformats.org/drawingml/2006/main">
+              <a:graphicData uri="http://schemas.openxmlformats.org/drawingml/2006/picture">
+                <pic:pic xmlns:pic="http://schemas.openxmlformats.org/drawingml/2006/picture">
+                  <pic:nvPicPr>
+                    <pic:cNvPr id="0" name="Picture 3"/>
+                    <pic:cNvPicPr>
+                      <a:picLocks noChangeAspect="1" noChangeArrowheads="1"/>
+                    </pic:cNvPicPr>
+                  </pic:nvPicPr>
+                  <pic:blipFill>
+                    <a:blip r:embed="rId8">
+                      <a:extLst>
+                        <a:ext uri="{28A0092B-C50C-407E-A947-70E740481C1C}">
+                          <a14:useLocalDpi xmlns:a14="http://schemas.microsoft.com/office/drawing/2010/main" val="0"/>
+                        </a:ext>
+                      </a:extLst>
+                    </a:blip>
+                    <a:srcRect/>
+                    <a:stretch>
+                      <a:fillRect/>
+                    </a:stretch>
+                  </pic:blipFill>
+                  <pic:spPr bwMode="auto">
+                    <a:xfrm>
+                      <a:off x="0" y="0"/>
+                      <a:ext cx="6196970" cy="2227648"/>
+                    </a:xfrm>
+                    <a:prstGeom prst="rect">
+                      <a:avLst/>
+                    </a:prstGeom>
+                    <a:noFill/>
+                    <a:ln>
+                      <a:noFill/>
+                    </a:ln>
+                  </pic:spPr>
+                </pic:pic>
+              </a:graphicData>
+            </a:graphic>
+          </wp:inline>
+        </w:drawing>
+      </w:r>
     </w:p>
     <w:p>
       <w:pPr>
@@ -7497,6 +4839,27 @@
     </w:p>
     <w:p>
       <w:pPr>
+        <w:rPr>
+          <w:rFonts w:ascii="Segoe UI" w:eastAsia="Times New Roman" w:hAnsi="Segoe UI" w:cs="Segoe UI"/>
+          <w:color w:val="1A1A1A"/>
+          <w:sz w:val="23"/>
+          <w:szCs w:val="23"/>
+          <w:lang w:eastAsia="ru-RU"/>
+        </w:rPr>
+      </w:pPr>
+      <w:r>
+        <w:rPr>
+          <w:rFonts w:ascii="Segoe UI" w:eastAsia="Times New Roman" w:hAnsi="Segoe UI" w:cs="Segoe UI"/>
+          <w:color w:val="1A1A1A"/>
+          <w:sz w:val="23"/>
+          <w:szCs w:val="23"/>
+          <w:lang w:eastAsia="ru-RU"/>
+        </w:rPr>
+        <w:br w:type="page"/>
+      </w:r>
+    </w:p>
+    <w:p>
+      <w:pPr>
         <w:shd w:val="clear" w:color="auto" w:fill="FFFFFF"/>
         <w:spacing w:before="100" w:beforeAutospacing="1" w:after="100" w:afterAutospacing="1" w:line="240" w:lineRule="auto"/>
         <w:outlineLvl w:val="0"/>
@@ -7522,6 +4885,7 @@
           <w:szCs w:val="32"/>
           <w:lang w:eastAsia="ru-RU"/>
         </w:rPr>
+        <w:lastRenderedPageBreak/>
         <w:t>5. Маршрутизация</w:t>
       </w:r>
     </w:p>
@@ -9053,7 +6417,6 @@
                 <w:szCs w:val="23"/>
                 <w:lang w:eastAsia="ru-RU"/>
               </w:rPr>
-              <w:lastRenderedPageBreak/>
               <w:t>Админка</w:t>
             </w:r>
             <w:proofErr w:type="spellEnd"/>
@@ -9651,8 +7014,6 @@
         </w:rPr>
         <w:t>/ (DBML + ER-диаграмма).</w:t>
       </w:r>
-      <w:bookmarkStart w:id="0" w:name="_GoBack"/>
-      <w:bookmarkEnd w:id="0"/>
     </w:p>
     <w:p/>
     <w:sectPr>
